--- a/treasury-platform/docs/30-readiness/word/DOC-B11-environments-build-release.docx
+++ b/treasury-platform/docs/30-readiness/word/DOC-B11-environments-build-release.docx
@@ -663,7 +663,7 @@
                 <w:szCs w:val="18"/>
                 <w:rtl/>
               </w:rPr>
-              <w:t xml:space="preserve">docs/10-detailed-analysis/00-overview-and-cross-cutting.md، docs/10-detailed-analysis/10-m0-m1-platform-organization.md، docs/adr/0001-schema-work-on-linux.md، docs/01-preliminary-analysis.md، db/deploy.sql، db/generated/tsql/، db/static/، tools/deploy/deploy.sh، tools/deploy/deploy.ps1، tools/ci/db_ci.sh، .github/workflows/db-ci.yml، docs/20-database-design.md، tools/dbgen/erd_open_items.py</w:t>
+              <w:t xml:space="preserve">docs/10-detailed-analysis/00-overview-and-cross-cutting.md، docs/10-detailed-analysis/10-m0-m1-platform-organization.md، docs/adr/0001-schema-work-on-linux.md، docs/01-preliminary-analysis.md، db/deploy.sql، db/generated/tsql/، db/static/، tools/deploy/deploy.sh، tools/deploy/deploy.ps1، tools/ci/db_ci.sh، ../.github/workflows/treasury-db-ci.yml (جذر المستودع)، docs/20-database-design.md، tools/dbgen/erd_open_items.py</w:t>
             </w:r>
           </w:p>
         </w:tc>
@@ -1242,11 +1242,11 @@
         </w:tblBorders>
       </w:tblPr>
       <w:tblGrid>
-        <w:gridCol w:w="986"/>
-        <w:gridCol w:w="1425"/>
-        <w:gridCol w:w="5131"/>
-        <w:gridCol w:w="1140"/>
-        <w:gridCol w:w="1182"/>
+        <w:gridCol w:w="938"/>
+        <w:gridCol w:w="1006"/>
+        <w:gridCol w:w="6044"/>
+        <w:gridCol w:w="938"/>
+        <w:gridCol w:w="938"/>
       </w:tblGrid>
       <w:tr>
         <w:trPr>
@@ -1255,7 +1255,7 @@
         </w:trPr>
         <w:tc>
           <w:tcPr>
-            <w:tcW w:type="dxa" w:w="986"/>
+            <w:tcW w:type="dxa" w:w="938"/>
             <w:tcBorders>
               <w:top w:val="single" w:color="BFC9D6" w:sz="4"/>
               <w:left w:val="single" w:color="BFC9D6" w:sz="4"/>
@@ -1293,7 +1293,7 @@
         </w:tc>
         <w:tc>
           <w:tcPr>
-            <w:tcW w:type="dxa" w:w="1425"/>
+            <w:tcW w:type="dxa" w:w="1006"/>
             <w:tcBorders>
               <w:top w:val="single" w:color="BFC9D6" w:sz="4"/>
               <w:left w:val="single" w:color="BFC9D6" w:sz="4"/>
@@ -1331,7 +1331,7 @@
         </w:tc>
         <w:tc>
           <w:tcPr>
-            <w:tcW w:type="dxa" w:w="5131"/>
+            <w:tcW w:type="dxa" w:w="6044"/>
             <w:tcBorders>
               <w:top w:val="single" w:color="BFC9D6" w:sz="4"/>
               <w:left w:val="single" w:color="BFC9D6" w:sz="4"/>
@@ -1369,7 +1369,7 @@
         </w:tc>
         <w:tc>
           <w:tcPr>
-            <w:tcW w:type="dxa" w:w="1140"/>
+            <w:tcW w:type="dxa" w:w="938"/>
             <w:tcBorders>
               <w:top w:val="single" w:color="BFC9D6" w:sz="4"/>
               <w:left w:val="single" w:color="BFC9D6" w:sz="4"/>
@@ -1407,7 +1407,7 @@
         </w:tc>
         <w:tc>
           <w:tcPr>
-            <w:tcW w:type="dxa" w:w="1182"/>
+            <w:tcW w:type="dxa" w:w="938"/>
             <w:tcBorders>
               <w:top w:val="single" w:color="BFC9D6" w:sz="4"/>
               <w:left w:val="single" w:color="BFC9D6" w:sz="4"/>
@@ -1450,7 +1450,7 @@
         </w:trPr>
         <w:tc>
           <w:tcPr>
-            <w:tcW w:type="dxa" w:w="986"/>
+            <w:tcW w:type="dxa" w:w="938"/>
             <w:tcBorders>
               <w:top w:val="single" w:color="BFC9D6" w:sz="4"/>
               <w:left w:val="single" w:color="BFC9D6" w:sz="4"/>
@@ -1486,7 +1486,7 @@
         </w:tc>
         <w:tc>
           <w:tcPr>
-            <w:tcW w:type="dxa" w:w="1425"/>
+            <w:tcW w:type="dxa" w:w="1006"/>
             <w:tcBorders>
               <w:top w:val="single" w:color="BFC9D6" w:sz="4"/>
               <w:left w:val="single" w:color="BFC9D6" w:sz="4"/>
@@ -1522,7 +1522,7 @@
         </w:tc>
         <w:tc>
           <w:tcPr>
-            <w:tcW w:type="dxa" w:w="5131"/>
+            <w:tcW w:type="dxa" w:w="6044"/>
             <w:tcBorders>
               <w:top w:val="single" w:color="BFC9D6" w:sz="4"/>
               <w:left w:val="single" w:color="BFC9D6" w:sz="4"/>
@@ -1568,7 +1568,7 @@
         </w:tc>
         <w:tc>
           <w:tcPr>
-            <w:tcW w:type="dxa" w:w="1140"/>
+            <w:tcW w:type="dxa" w:w="938"/>
             <w:tcBorders>
               <w:top w:val="single" w:color="BFC9D6" w:sz="4"/>
               <w:left w:val="single" w:color="BFC9D6" w:sz="4"/>
@@ -1604,7 +1604,7 @@
         </w:tc>
         <w:tc>
           <w:tcPr>
-            <w:tcW w:type="dxa" w:w="1182"/>
+            <w:tcW w:type="dxa" w:w="938"/>
             <w:tcBorders>
               <w:top w:val="single" w:color="BFC9D6" w:sz="4"/>
               <w:left w:val="single" w:color="BFC9D6" w:sz="4"/>
@@ -1645,7 +1645,7 @@
         </w:trPr>
         <w:tc>
           <w:tcPr>
-            <w:tcW w:type="dxa" w:w="986"/>
+            <w:tcW w:type="dxa" w:w="938"/>
             <w:tcBorders>
               <w:top w:val="single" w:color="BFC9D6" w:sz="4"/>
               <w:left w:val="single" w:color="BFC9D6" w:sz="4"/>
@@ -1682,7 +1682,7 @@
         </w:tc>
         <w:tc>
           <w:tcPr>
-            <w:tcW w:type="dxa" w:w="1425"/>
+            <w:tcW w:type="dxa" w:w="1006"/>
             <w:tcBorders>
               <w:top w:val="single" w:color="BFC9D6" w:sz="4"/>
               <w:left w:val="single" w:color="BFC9D6" w:sz="4"/>
@@ -1719,7 +1719,7 @@
         </w:tc>
         <w:tc>
           <w:tcPr>
-            <w:tcW w:type="dxa" w:w="5131"/>
+            <w:tcW w:type="dxa" w:w="6044"/>
             <w:tcBorders>
               <w:top w:val="single" w:color="BFC9D6" w:sz="4"/>
               <w:left w:val="single" w:color="BFC9D6" w:sz="4"/>
@@ -1750,7 +1750,7 @@
                 <w:szCs w:val="18"/>
                 <w:rtl/>
               </w:rPr>
-              <w:t xml:space="preserve">مشغّل ubuntu-24.04 وحاوية خدمة تعيش للمهمة فقط كما يعرّفهما الخط (.github/workflows/db-ci.yml:3-4، 27-32) </w:t>
+              <w:t xml:space="preserve">مشغّل ubuntu-24.04 وحاوية خدمة تعيش للمهمة فقط كما يعرّفهما الخط في جذر المستودع (../.github/workflows/treasury-db-ci.yml:3-5، 32-37) </w:t>
             </w:r>
             <w:r>
               <w:rPr>
@@ -1771,13 +1771,13 @@
                 <w:szCs w:val="18"/>
                 <w:rtl/>
               </w:rPr>
-              <w:t xml:space="preserve">؛ لكن الخط لم يعمل على GitHub قط لأن ملفه ليس في جذر المستودع، وtools/ci/db_ci.sh يمر كاملًا في حاوية التطوير (O-02، tools/dbgen/erd_open_items.py:22-23)</w:t>
-            </w:r>
-          </w:p>
-        </w:tc>
-        <w:tc>
-          <w:tcPr>
-            <w:tcW w:type="dxa" w:w="1140"/>
+              <w:t xml:space="preserve">؛ يعمل على GitHub ويمر منذ 2026-10-12 (https://github.com/thawrasy/smartlines/actions/runs/38283663041)، وtools/ci/db_ci.sh يمر كاملًا في حاوية التطوير أيضًا (O-02، tools/dbgen/erd_open_items.py:22)</w:t>
+            </w:r>
+          </w:p>
+        </w:tc>
+        <w:tc>
+          <w:tcPr>
+            <w:tcW w:type="dxa" w:w="938"/>
             <w:tcBorders>
               <w:top w:val="single" w:color="BFC9D6" w:sz="4"/>
               <w:left w:val="single" w:color="BFC9D6" w:sz="4"/>
@@ -1814,7 +1814,7 @@
         </w:tc>
         <w:tc>
           <w:tcPr>
-            <w:tcW w:type="dxa" w:w="1182"/>
+            <w:tcW w:type="dxa" w:w="938"/>
             <w:tcBorders>
               <w:top w:val="single" w:color="BFC9D6" w:sz="4"/>
               <w:left w:val="single" w:color="BFC9D6" w:sz="4"/>
@@ -1845,7 +1845,7 @@
                 <w:szCs w:val="18"/>
                 <w:rtl/>
               </w:rPr>
-              <w:t xml:space="preserve">آليًا عند الدفع وطلب الدمج، بعد وضع الخط حيث يقرؤه GitHub</w:t>
+              <w:t xml:space="preserve">آليًا عند الدفع وطلب الدمج</w:t>
             </w:r>
           </w:p>
         </w:tc>
@@ -1856,7 +1856,7 @@
         </w:trPr>
         <w:tc>
           <w:tcPr>
-            <w:tcW w:type="dxa" w:w="986"/>
+            <w:tcW w:type="dxa" w:w="938"/>
             <w:tcBorders>
               <w:top w:val="single" w:color="BFC9D6" w:sz="4"/>
               <w:left w:val="single" w:color="BFC9D6" w:sz="4"/>
@@ -1892,7 +1892,7 @@
         </w:tc>
         <w:tc>
           <w:tcPr>
-            <w:tcW w:type="dxa" w:w="1425"/>
+            <w:tcW w:type="dxa" w:w="1006"/>
             <w:tcBorders>
               <w:top w:val="single" w:color="BFC9D6" w:sz="4"/>
               <w:left w:val="single" w:color="BFC9D6" w:sz="4"/>
@@ -1928,7 +1928,7 @@
         </w:tc>
         <w:tc>
           <w:tcPr>
-            <w:tcW w:type="dxa" w:w="5131"/>
+            <w:tcW w:type="dxa" w:w="6044"/>
             <w:tcBorders>
               <w:top w:val="single" w:color="BFC9D6" w:sz="4"/>
               <w:left w:val="single" w:color="BFC9D6" w:sz="4"/>
@@ -1974,7 +1974,7 @@
         </w:tc>
         <w:tc>
           <w:tcPr>
-            <w:tcW w:type="dxa" w:w="1140"/>
+            <w:tcW w:type="dxa" w:w="938"/>
             <w:tcBorders>
               <w:top w:val="single" w:color="BFC9D6" w:sz="4"/>
               <w:left w:val="single" w:color="BFC9D6" w:sz="4"/>
@@ -2010,7 +2010,7 @@
         </w:tc>
         <w:tc>
           <w:tcPr>
-            <w:tcW w:type="dxa" w:w="1182"/>
+            <w:tcW w:type="dxa" w:w="938"/>
             <w:tcBorders>
               <w:top w:val="single" w:color="BFC9D6" w:sz="4"/>
               <w:left w:val="single" w:color="BFC9D6" w:sz="4"/>
@@ -2061,7 +2061,7 @@
         </w:trPr>
         <w:tc>
           <w:tcPr>
-            <w:tcW w:type="dxa" w:w="986"/>
+            <w:tcW w:type="dxa" w:w="938"/>
             <w:tcBorders>
               <w:top w:val="single" w:color="BFC9D6" w:sz="4"/>
               <w:left w:val="single" w:color="BFC9D6" w:sz="4"/>
@@ -2098,7 +2098,7 @@
         </w:tc>
         <w:tc>
           <w:tcPr>
-            <w:tcW w:type="dxa" w:w="1425"/>
+            <w:tcW w:type="dxa" w:w="1006"/>
             <w:tcBorders>
               <w:top w:val="single" w:color="BFC9D6" w:sz="4"/>
               <w:left w:val="single" w:color="BFC9D6" w:sz="4"/>
@@ -2135,7 +2135,7 @@
         </w:tc>
         <w:tc>
           <w:tcPr>
-            <w:tcW w:type="dxa" w:w="5131"/>
+            <w:tcW w:type="dxa" w:w="6044"/>
             <w:tcBorders>
               <w:top w:val="single" w:color="BFC9D6" w:sz="4"/>
               <w:left w:val="single" w:color="BFC9D6" w:sz="4"/>
@@ -2182,7 +2182,7 @@
         </w:tc>
         <w:tc>
           <w:tcPr>
-            <w:tcW w:type="dxa" w:w="1140"/>
+            <w:tcW w:type="dxa" w:w="938"/>
             <w:tcBorders>
               <w:top w:val="single" w:color="BFC9D6" w:sz="4"/>
               <w:left w:val="single" w:color="BFC9D6" w:sz="4"/>
@@ -2219,7 +2219,7 @@
         </w:tc>
         <w:tc>
           <w:tcPr>
-            <w:tcW w:type="dxa" w:w="1182"/>
+            <w:tcW w:type="dxa" w:w="938"/>
             <w:tcBorders>
               <w:top w:val="single" w:color="BFC9D6" w:sz="4"/>
               <w:left w:val="single" w:color="BFC9D6" w:sz="4"/>
@@ -2271,7 +2271,7 @@
         </w:trPr>
         <w:tc>
           <w:tcPr>
-            <w:tcW w:type="dxa" w:w="986"/>
+            <w:tcW w:type="dxa" w:w="938"/>
             <w:tcBorders>
               <w:top w:val="single" w:color="BFC9D6" w:sz="4"/>
               <w:left w:val="single" w:color="BFC9D6" w:sz="4"/>
@@ -2307,7 +2307,7 @@
         </w:tc>
         <w:tc>
           <w:tcPr>
-            <w:tcW w:type="dxa" w:w="1425"/>
+            <w:tcW w:type="dxa" w:w="1006"/>
             <w:tcBorders>
               <w:top w:val="single" w:color="BFC9D6" w:sz="4"/>
               <w:left w:val="single" w:color="BFC9D6" w:sz="4"/>
@@ -2343,7 +2343,7 @@
         </w:tc>
         <w:tc>
           <w:tcPr>
-            <w:tcW w:type="dxa" w:w="5131"/>
+            <w:tcW w:type="dxa" w:w="6044"/>
             <w:tcBorders>
               <w:top w:val="single" w:color="BFC9D6" w:sz="4"/>
               <w:left w:val="single" w:color="BFC9D6" w:sz="4"/>
@@ -2389,7 +2389,7 @@
         </w:tc>
         <w:tc>
           <w:tcPr>
-            <w:tcW w:type="dxa" w:w="1140"/>
+            <w:tcW w:type="dxa" w:w="938"/>
             <w:tcBorders>
               <w:top w:val="single" w:color="BFC9D6" w:sz="4"/>
               <w:left w:val="single" w:color="BFC9D6" w:sz="4"/>
@@ -2425,7 +2425,7 @@
         </w:tc>
         <w:tc>
           <w:tcPr>
-            <w:tcW w:type="dxa" w:w="1182"/>
+            <w:tcW w:type="dxa" w:w="938"/>
             <w:tcBorders>
               <w:top w:val="single" w:color="BFC9D6" w:sz="4"/>
               <w:left w:val="single" w:color="BFC9D6" w:sz="4"/>
@@ -4133,7 +4133,7 @@
           <w:szCs w:val="21"/>
           <w:rtl/>
         </w:rPr>
-        <w:t xml:space="preserve"> الذي يسمّيه ملف الخط (.github/workflows/db-ci.yml:8)، مع أن الخط لم يعمل على GitHub بعد (O-02).</w:t>
+        <w:t xml:space="preserve"> الذي يسمّيه ملف الخط (../.github/workflows/treasury-db-ci.yml:9، جذر المستودع).</w:t>
       </w:r>
     </w:p>
     <w:p>
@@ -4522,7 +4522,7 @@
           <w:szCs w:val="21"/>
           <w:rtl/>
         </w:rPr>
-        <w:t xml:space="preserve">الخطوات 0 إلى 7 في tools/ci/db_ci.sh، وتفصيلها في DOC-B01 §2.1. الخط مُعرَّف ليعمل فقط عند تغيّر db/ أو tools/dbgen/ أو tools/ci/ (.github/workflows/db-ci.yml:9-19)، لكنه لم يعمل على GitHub قط: ملفه تحت treasury-platform/.github/workflows/، وGitHub يقرأ الخطوط من جذر المستودع فقط. تشغيله هناك ينتظر موافقة المالك على ملف خط في الجذر مقصور على مسارات treasury-platform/ (O-02، tools/dbgen/erd_open_items.py:22-23؛ docs/adr/0001-schema-work-on-linux.md:11، :18). الإضافات المقترحة </w:t>
+        <w:t xml:space="preserve">الخطوات 0 إلى 7 في tools/ci/db_ci.sh، وتفصيلها في DOC-B01 §2.1. ملف الخط في جذر المستودع لأن GitHub يقرأ الخطوط من هناك فقط، ويعمل فقط عند تغيّر treasury-platform/db/ أو tools/dbgen/ أو tools/ci/ أو الملف نفسه، وينفّذ أوامره داخل treasury-platform/ (../.github/workflows/treasury-db-ci.yml:10-20، 26-28). يعمل على GitHub ويمر: أول تشغيل أخضر في 2026-10-12 (https://github.com/thawrasy/smartlines/actions/runs/38283663041) بالخطوات الثماني و6 حالات للمشغّلات و41 للعزل. التشغيل الذي سبقه (38267525934) فشل في الخطوة 3 لأن check_fk_indexes.py يستورد erd_layout.py الذي يستورد PIL، فصار الخط يثبّت pillow==12.3.0 (السطور 57-59) (O-02، tools/dbgen/erd_open_items.py:22؛ docs/adr/0001-schema-work-on-linux.md:11، :18). الإضافات المقترحة </w:t>
       </w:r>
       <w:r>
         <w:rPr>
@@ -4633,7 +4633,7 @@
           <w:szCs w:val="21"/>
           <w:rtl/>
         </w:rPr>
-        <w:t xml:space="preserve"> (.github/workflows/db-ci.yml:32) ليطابق سجل الإصدارات.</w:t>
+        <w:t xml:space="preserve"> (../.github/workflows/treasury-db-ci.yml:37) ليطابق سجل الإصدارات.</w:t>
       </w:r>
     </w:p>
     <w:p>
@@ -7885,11 +7885,11 @@
         </w:tblBorders>
       </w:tblPr>
       <w:tblGrid>
-        <w:gridCol w:w="963"/>
-        <w:gridCol w:w="2620"/>
-        <w:gridCol w:w="963"/>
-        <w:gridCol w:w="1497"/>
-        <w:gridCol w:w="3821"/>
+        <w:gridCol w:w="950"/>
+        <w:gridCol w:w="3171"/>
+        <w:gridCol w:w="950"/>
+        <w:gridCol w:w="1349"/>
+        <w:gridCol w:w="3444"/>
       </w:tblGrid>
       <w:tr>
         <w:trPr>
@@ -7898,7 +7898,7 @@
         </w:trPr>
         <w:tc>
           <w:tcPr>
-            <w:tcW w:type="dxa" w:w="963"/>
+            <w:tcW w:type="dxa" w:w="950"/>
             <w:tcBorders>
               <w:top w:val="single" w:color="BFC9D6" w:sz="4"/>
               <w:left w:val="single" w:color="BFC9D6" w:sz="4"/>
@@ -7936,7 +7936,7 @@
         </w:tc>
         <w:tc>
           <w:tcPr>
-            <w:tcW w:type="dxa" w:w="2620"/>
+            <w:tcW w:type="dxa" w:w="3171"/>
             <w:tcBorders>
               <w:top w:val="single" w:color="BFC9D6" w:sz="4"/>
               <w:left w:val="single" w:color="BFC9D6" w:sz="4"/>
@@ -7974,7 +7974,7 @@
         </w:tc>
         <w:tc>
           <w:tcPr>
-            <w:tcW w:type="dxa" w:w="963"/>
+            <w:tcW w:type="dxa" w:w="950"/>
             <w:tcBorders>
               <w:top w:val="single" w:color="BFC9D6" w:sz="4"/>
               <w:left w:val="single" w:color="BFC9D6" w:sz="4"/>
@@ -8012,7 +8012,7 @@
         </w:tc>
         <w:tc>
           <w:tcPr>
-            <w:tcW w:type="dxa" w:w="1497"/>
+            <w:tcW w:type="dxa" w:w="1349"/>
             <w:tcBorders>
               <w:top w:val="single" w:color="BFC9D6" w:sz="4"/>
               <w:left w:val="single" w:color="BFC9D6" w:sz="4"/>
@@ -8050,7 +8050,7 @@
         </w:tc>
         <w:tc>
           <w:tcPr>
-            <w:tcW w:type="dxa" w:w="3821"/>
+            <w:tcW w:type="dxa" w:w="3444"/>
             <w:tcBorders>
               <w:top w:val="single" w:color="BFC9D6" w:sz="4"/>
               <w:left w:val="single" w:color="BFC9D6" w:sz="4"/>
@@ -8093,7 +8093,7 @@
         </w:trPr>
         <w:tc>
           <w:tcPr>
-            <w:tcW w:type="dxa" w:w="963"/>
+            <w:tcW w:type="dxa" w:w="950"/>
             <w:tcBorders>
               <w:top w:val="single" w:color="BFC9D6" w:sz="4"/>
               <w:left w:val="single" w:color="BFC9D6" w:sz="4"/>
@@ -8129,43 +8129,43 @@
         </w:tc>
         <w:tc>
           <w:tcPr>
-            <w:tcW w:type="dxa" w:w="2620"/>
-            <w:tcBorders>
-              <w:top w:val="single" w:color="BFC9D6" w:sz="4"/>
-              <w:left w:val="single" w:color="BFC9D6" w:sz="4"/>
-              <w:bottom w:val="single" w:color="BFC9D6" w:sz="4"/>
-              <w:right w:val="single" w:color="BFC9D6" w:sz="4"/>
-            </w:tcBorders>
-            <w:tcMar>
-              <w:top w:type="dxa" w:w="50"/>
-              <w:left w:type="dxa" w:w="90"/>
-              <w:bottom w:type="dxa" w:w="50"/>
-              <w:right w:type="dxa" w:w="90"/>
-            </w:tcMar>
-            <w:vAlign w:val="top"/>
-          </w:tcPr>
-          <w:p>
-            <w:pPr>
-              <w:keepNext w:val="false"/>
-              <w:bidi/>
-              <w:spacing w:after="30" w:before="30" w:line="264"/>
-            </w:pPr>
-            <w:r>
-              <w:rPr>
-                <w:rFonts w:ascii="Arial" w:cs="Arial" w:eastAsia="Arial" w:hAnsi="Arial"/>
-                <w:b w:val="false"/>
-                <w:bCs w:val="false"/>
-                <w:sz w:val="18"/>
-                <w:szCs w:val="18"/>
-                <w:rtl/>
-              </w:rPr>
-              <w:t xml:space="preserve">كلمة مؤقتة لحاوية CI فقط (.github/workflows/db-ci.yml:36-41)</w:t>
-            </w:r>
-          </w:p>
-        </w:tc>
-        <w:tc>
-          <w:tcPr>
-            <w:tcW w:type="dxa" w:w="963"/>
+            <w:tcW w:type="dxa" w:w="3171"/>
+            <w:tcBorders>
+              <w:top w:val="single" w:color="BFC9D6" w:sz="4"/>
+              <w:left w:val="single" w:color="BFC9D6" w:sz="4"/>
+              <w:bottom w:val="single" w:color="BFC9D6" w:sz="4"/>
+              <w:right w:val="single" w:color="BFC9D6" w:sz="4"/>
+            </w:tcBorders>
+            <w:tcMar>
+              <w:top w:type="dxa" w:w="50"/>
+              <w:left w:type="dxa" w:w="90"/>
+              <w:bottom w:type="dxa" w:w="50"/>
+              <w:right w:type="dxa" w:w="90"/>
+            </w:tcMar>
+            <w:vAlign w:val="top"/>
+          </w:tcPr>
+          <w:p>
+            <w:pPr>
+              <w:keepNext w:val="false"/>
+              <w:bidi/>
+              <w:spacing w:after="30" w:before="30" w:line="264"/>
+            </w:pPr>
+            <w:r>
+              <w:rPr>
+                <w:rFonts w:ascii="Arial" w:cs="Arial" w:eastAsia="Arial" w:hAnsi="Arial"/>
+                <w:b w:val="false"/>
+                <w:bCs w:val="false"/>
+                <w:sz w:val="18"/>
+                <w:szCs w:val="18"/>
+                <w:rtl/>
+              </w:rPr>
+              <w:t xml:space="preserve">كلمة مؤقتة لحاوية CI فقط (../.github/workflows/treasury-db-ci.yml:41-46)</w:t>
+            </w:r>
+          </w:p>
+        </w:tc>
+        <w:tc>
+          <w:tcPr>
+            <w:tcW w:type="dxa" w:w="950"/>
             <w:tcBorders>
               <w:top w:val="single" w:color="BFC9D6" w:sz="4"/>
               <w:left w:val="single" w:color="BFC9D6" w:sz="4"/>
@@ -8211,7 +8211,7 @@
         </w:tc>
         <w:tc>
           <w:tcPr>
-            <w:tcW w:type="dxa" w:w="1497"/>
+            <w:tcW w:type="dxa" w:w="1349"/>
             <w:tcBorders>
               <w:top w:val="single" w:color="BFC9D6" w:sz="4"/>
               <w:left w:val="single" w:color="BFC9D6" w:sz="4"/>
@@ -8247,7 +8247,7 @@
         </w:tc>
         <w:tc>
           <w:tcPr>
-            <w:tcW w:type="dxa" w:w="3821"/>
+            <w:tcW w:type="dxa" w:w="3444"/>
             <w:tcBorders>
               <w:top w:val="single" w:color="BFC9D6" w:sz="4"/>
               <w:left w:val="single" w:color="BFC9D6" w:sz="4"/>
@@ -8288,7 +8288,7 @@
         </w:trPr>
         <w:tc>
           <w:tcPr>
-            <w:tcW w:type="dxa" w:w="963"/>
+            <w:tcW w:type="dxa" w:w="950"/>
             <w:tcBorders>
               <w:top w:val="single" w:color="BFC9D6" w:sz="4"/>
               <w:left w:val="single" w:color="BFC9D6" w:sz="4"/>
@@ -8325,7 +8325,7 @@
         </w:tc>
         <w:tc>
           <w:tcPr>
-            <w:tcW w:type="dxa" w:w="2620"/>
+            <w:tcW w:type="dxa" w:w="3171"/>
             <w:tcBorders>
               <w:top w:val="single" w:color="BFC9D6" w:sz="4"/>
               <w:left w:val="single" w:color="BFC9D6" w:sz="4"/>
@@ -8362,7 +8362,7 @@
         </w:tc>
         <w:tc>
           <w:tcPr>
-            <w:tcW w:type="dxa" w:w="963"/>
+            <w:tcW w:type="dxa" w:w="950"/>
             <w:tcBorders>
               <w:top w:val="single" w:color="BFC9D6" w:sz="4"/>
               <w:left w:val="single" w:color="BFC9D6" w:sz="4"/>
@@ -8399,7 +8399,7 @@
         </w:tc>
         <w:tc>
           <w:tcPr>
-            <w:tcW w:type="dxa" w:w="1497"/>
+            <w:tcW w:type="dxa" w:w="1349"/>
             <w:tcBorders>
               <w:top w:val="single" w:color="BFC9D6" w:sz="4"/>
               <w:left w:val="single" w:color="BFC9D6" w:sz="4"/>
@@ -8436,7 +8436,7 @@
         </w:tc>
         <w:tc>
           <w:tcPr>
-            <w:tcW w:type="dxa" w:w="3821"/>
+            <w:tcW w:type="dxa" w:w="3444"/>
             <w:tcBorders>
               <w:top w:val="single" w:color="BFC9D6" w:sz="4"/>
               <w:left w:val="single" w:color="BFC9D6" w:sz="4"/>
@@ -8478,7 +8478,7 @@
         </w:trPr>
         <w:tc>
           <w:tcPr>
-            <w:tcW w:type="dxa" w:w="963"/>
+            <w:tcW w:type="dxa" w:w="950"/>
             <w:tcBorders>
               <w:top w:val="single" w:color="BFC9D6" w:sz="4"/>
               <w:left w:val="single" w:color="BFC9D6" w:sz="4"/>
@@ -8514,7 +8514,7 @@
         </w:tc>
         <w:tc>
           <w:tcPr>
-            <w:tcW w:type="dxa" w:w="2620"/>
+            <w:tcW w:type="dxa" w:w="3171"/>
             <w:tcBorders>
               <w:top w:val="single" w:color="BFC9D6" w:sz="4"/>
               <w:left w:val="single" w:color="BFC9D6" w:sz="4"/>
@@ -8550,7 +8550,7 @@
         </w:tc>
         <w:tc>
           <w:tcPr>
-            <w:tcW w:type="dxa" w:w="963"/>
+            <w:tcW w:type="dxa" w:w="950"/>
             <w:tcBorders>
               <w:top w:val="single" w:color="BFC9D6" w:sz="4"/>
               <w:left w:val="single" w:color="BFC9D6" w:sz="4"/>
@@ -8586,7 +8586,7 @@
         </w:tc>
         <w:tc>
           <w:tcPr>
-            <w:tcW w:type="dxa" w:w="1497"/>
+            <w:tcW w:type="dxa" w:w="1349"/>
             <w:tcBorders>
               <w:top w:val="single" w:color="BFC9D6" w:sz="4"/>
               <w:left w:val="single" w:color="BFC9D6" w:sz="4"/>
@@ -8622,7 +8622,7 @@
         </w:tc>
         <w:tc>
           <w:tcPr>
-            <w:tcW w:type="dxa" w:w="3821"/>
+            <w:tcW w:type="dxa" w:w="3444"/>
             <w:tcBorders>
               <w:top w:val="single" w:color="BFC9D6" w:sz="4"/>
               <w:left w:val="single" w:color="BFC9D6" w:sz="4"/>
@@ -8663,7 +8663,7 @@
         </w:trPr>
         <w:tc>
           <w:tcPr>
-            <w:tcW w:type="dxa" w:w="963"/>
+            <w:tcW w:type="dxa" w:w="950"/>
             <w:tcBorders>
               <w:top w:val="single" w:color="BFC9D6" w:sz="4"/>
               <w:left w:val="single" w:color="BFC9D6" w:sz="4"/>
@@ -8700,7 +8700,7 @@
         </w:tc>
         <w:tc>
           <w:tcPr>
-            <w:tcW w:type="dxa" w:w="2620"/>
+            <w:tcW w:type="dxa" w:w="3171"/>
             <w:tcBorders>
               <w:top w:val="single" w:color="BFC9D6" w:sz="4"/>
               <w:left w:val="single" w:color="BFC9D6" w:sz="4"/>
@@ -8750,7 +8750,7 @@
         </w:tc>
         <w:tc>
           <w:tcPr>
-            <w:tcW w:type="dxa" w:w="963"/>
+            <w:tcW w:type="dxa" w:w="950"/>
             <w:tcBorders>
               <w:top w:val="single" w:color="BFC9D6" w:sz="4"/>
               <w:left w:val="single" w:color="BFC9D6" w:sz="4"/>
@@ -8800,7 +8800,7 @@
         </w:tc>
         <w:tc>
           <w:tcPr>
-            <w:tcW w:type="dxa" w:w="1497"/>
+            <w:tcW w:type="dxa" w:w="1349"/>
             <w:tcBorders>
               <w:top w:val="single" w:color="BFC9D6" w:sz="4"/>
               <w:left w:val="single" w:color="BFC9D6" w:sz="4"/>
@@ -8850,7 +8850,7 @@
         </w:tc>
         <w:tc>
           <w:tcPr>
-            <w:tcW w:type="dxa" w:w="3821"/>
+            <w:tcW w:type="dxa" w:w="3444"/>
             <w:tcBorders>
               <w:top w:val="single" w:color="BFC9D6" w:sz="4"/>
               <w:left w:val="single" w:color="BFC9D6" w:sz="4"/>
@@ -8892,7 +8892,7 @@
         </w:trPr>
         <w:tc>
           <w:tcPr>
-            <w:tcW w:type="dxa" w:w="963"/>
+            <w:tcW w:type="dxa" w:w="950"/>
             <w:tcBorders>
               <w:top w:val="single" w:color="BFC9D6" w:sz="4"/>
               <w:left w:val="single" w:color="BFC9D6" w:sz="4"/>
@@ -8928,7 +8928,7 @@
         </w:tc>
         <w:tc>
           <w:tcPr>
-            <w:tcW w:type="dxa" w:w="2620"/>
+            <w:tcW w:type="dxa" w:w="3171"/>
             <w:tcBorders>
               <w:top w:val="single" w:color="BFC9D6" w:sz="4"/>
               <w:left w:val="single" w:color="BFC9D6" w:sz="4"/>
@@ -8964,7 +8964,7 @@
         </w:tc>
         <w:tc>
           <w:tcPr>
-            <w:tcW w:type="dxa" w:w="963"/>
+            <w:tcW w:type="dxa" w:w="950"/>
             <w:tcBorders>
               <w:top w:val="single" w:color="BFC9D6" w:sz="4"/>
               <w:left w:val="single" w:color="BFC9D6" w:sz="4"/>
@@ -9021,7 +9021,7 @@
         </w:tc>
         <w:tc>
           <w:tcPr>
-            <w:tcW w:type="dxa" w:w="1497"/>
+            <w:tcW w:type="dxa" w:w="1349"/>
             <w:tcBorders>
               <w:top w:val="single" w:color="BFC9D6" w:sz="4"/>
               <w:left w:val="single" w:color="BFC9D6" w:sz="4"/>
@@ -9059,7 +9059,7 @@
         </w:tc>
         <w:tc>
           <w:tcPr>
-            <w:tcW w:type="dxa" w:w="3821"/>
+            <w:tcW w:type="dxa" w:w="3444"/>
             <w:tcBorders>
               <w:top w:val="single" w:color="BFC9D6" w:sz="4"/>
               <w:left w:val="single" w:color="BFC9D6" w:sz="4"/>
@@ -9100,7 +9100,7 @@
         </w:trPr>
         <w:tc>
           <w:tcPr>
-            <w:tcW w:type="dxa" w:w="963"/>
+            <w:tcW w:type="dxa" w:w="950"/>
             <w:tcBorders>
               <w:top w:val="single" w:color="BFC9D6" w:sz="4"/>
               <w:left w:val="single" w:color="BFC9D6" w:sz="4"/>
@@ -9137,7 +9137,7 @@
         </w:tc>
         <w:tc>
           <w:tcPr>
-            <w:tcW w:type="dxa" w:w="2620"/>
+            <w:tcW w:type="dxa" w:w="3171"/>
             <w:tcBorders>
               <w:top w:val="single" w:color="BFC9D6" w:sz="4"/>
               <w:left w:val="single" w:color="BFC9D6" w:sz="4"/>
@@ -9174,7 +9174,7 @@
         </w:tc>
         <w:tc>
           <w:tcPr>
-            <w:tcW w:type="dxa" w:w="963"/>
+            <w:tcW w:type="dxa" w:w="950"/>
             <w:tcBorders>
               <w:top w:val="single" w:color="BFC9D6" w:sz="4"/>
               <w:left w:val="single" w:color="BFC9D6" w:sz="4"/>
@@ -9211,7 +9211,7 @@
         </w:tc>
         <w:tc>
           <w:tcPr>
-            <w:tcW w:type="dxa" w:w="1497"/>
+            <w:tcW w:type="dxa" w:w="1349"/>
             <w:tcBorders>
               <w:top w:val="single" w:color="BFC9D6" w:sz="4"/>
               <w:left w:val="single" w:color="BFC9D6" w:sz="4"/>
@@ -9248,7 +9248,7 @@
         </w:tc>
         <w:tc>
           <w:tcPr>
-            <w:tcW w:type="dxa" w:w="3821"/>
+            <w:tcW w:type="dxa" w:w="3444"/>
             <w:tcBorders>
               <w:top w:val="single" w:color="BFC9D6" w:sz="4"/>
               <w:left w:val="single" w:color="BFC9D6" w:sz="4"/>
@@ -9290,7 +9290,7 @@
         </w:trPr>
         <w:tc>
           <w:tcPr>
-            <w:tcW w:type="dxa" w:w="963"/>
+            <w:tcW w:type="dxa" w:w="950"/>
             <w:tcBorders>
               <w:top w:val="single" w:color="BFC9D6" w:sz="4"/>
               <w:left w:val="single" w:color="BFC9D6" w:sz="4"/>
@@ -9326,7 +9326,7 @@
         </w:tc>
         <w:tc>
           <w:tcPr>
-            <w:tcW w:type="dxa" w:w="2620"/>
+            <w:tcW w:type="dxa" w:w="3171"/>
             <w:tcBorders>
               <w:top w:val="single" w:color="BFC9D6" w:sz="4"/>
               <w:left w:val="single" w:color="BFC9D6" w:sz="4"/>
@@ -9362,7 +9362,7 @@
         </w:tc>
         <w:tc>
           <w:tcPr>
-            <w:tcW w:type="dxa" w:w="963"/>
+            <w:tcW w:type="dxa" w:w="950"/>
             <w:tcBorders>
               <w:top w:val="single" w:color="BFC9D6" w:sz="4"/>
               <w:left w:val="single" w:color="BFC9D6" w:sz="4"/>
@@ -9398,7 +9398,7 @@
         </w:tc>
         <w:tc>
           <w:tcPr>
-            <w:tcW w:type="dxa" w:w="1497"/>
+            <w:tcW w:type="dxa" w:w="1349"/>
             <w:tcBorders>
               <w:top w:val="single" w:color="BFC9D6" w:sz="4"/>
               <w:left w:val="single" w:color="BFC9D6" w:sz="4"/>
@@ -9434,7 +9434,7 @@
         </w:tc>
         <w:tc>
           <w:tcPr>
-            <w:tcW w:type="dxa" w:w="3821"/>
+            <w:tcW w:type="dxa" w:w="3444"/>
             <w:tcBorders>
               <w:top w:val="single" w:color="BFC9D6" w:sz="4"/>
               <w:left w:val="single" w:color="BFC9D6" w:sz="4"/>
@@ -9475,7 +9475,7 @@
         </w:trPr>
         <w:tc>
           <w:tcPr>
-            <w:tcW w:type="dxa" w:w="963"/>
+            <w:tcW w:type="dxa" w:w="950"/>
             <w:tcBorders>
               <w:top w:val="single" w:color="BFC9D6" w:sz="4"/>
               <w:left w:val="single" w:color="BFC9D6" w:sz="4"/>
@@ -9512,7 +9512,7 @@
         </w:tc>
         <w:tc>
           <w:tcPr>
-            <w:tcW w:type="dxa" w:w="2620"/>
+            <w:tcW w:type="dxa" w:w="3171"/>
             <w:tcBorders>
               <w:top w:val="single" w:color="BFC9D6" w:sz="4"/>
               <w:left w:val="single" w:color="BFC9D6" w:sz="4"/>
@@ -9549,7 +9549,7 @@
         </w:tc>
         <w:tc>
           <w:tcPr>
-            <w:tcW w:type="dxa" w:w="963"/>
+            <w:tcW w:type="dxa" w:w="950"/>
             <w:tcBorders>
               <w:top w:val="single" w:color="BFC9D6" w:sz="4"/>
               <w:left w:val="single" w:color="BFC9D6" w:sz="4"/>
@@ -9586,7 +9586,7 @@
         </w:tc>
         <w:tc>
           <w:tcPr>
-            <w:tcW w:type="dxa" w:w="1497"/>
+            <w:tcW w:type="dxa" w:w="1349"/>
             <w:tcBorders>
               <w:top w:val="single" w:color="BFC9D6" w:sz="4"/>
               <w:left w:val="single" w:color="BFC9D6" w:sz="4"/>
@@ -9623,7 +9623,7 @@
         </w:tc>
         <w:tc>
           <w:tcPr>
-            <w:tcW w:type="dxa" w:w="3821"/>
+            <w:tcW w:type="dxa" w:w="3444"/>
             <w:tcBorders>
               <w:top w:val="single" w:color="BFC9D6" w:sz="4"/>
               <w:left w:val="single" w:color="BFC9D6" w:sz="4"/>
@@ -9665,7 +9665,7 @@
         </w:trPr>
         <w:tc>
           <w:tcPr>
-            <w:tcW w:type="dxa" w:w="963"/>
+            <w:tcW w:type="dxa" w:w="950"/>
             <w:tcBorders>
               <w:top w:val="single" w:color="BFC9D6" w:sz="4"/>
               <w:left w:val="single" w:color="BFC9D6" w:sz="4"/>
@@ -9701,7 +9701,7 @@
         </w:tc>
         <w:tc>
           <w:tcPr>
-            <w:tcW w:type="dxa" w:w="2620"/>
+            <w:tcW w:type="dxa" w:w="3171"/>
             <w:tcBorders>
               <w:top w:val="single" w:color="BFC9D6" w:sz="4"/>
               <w:left w:val="single" w:color="BFC9D6" w:sz="4"/>
@@ -9737,7 +9737,7 @@
         </w:tc>
         <w:tc>
           <w:tcPr>
-            <w:tcW w:type="dxa" w:w="963"/>
+            <w:tcW w:type="dxa" w:w="950"/>
             <w:tcBorders>
               <w:top w:val="single" w:color="BFC9D6" w:sz="4"/>
               <w:left w:val="single" w:color="BFC9D6" w:sz="4"/>
@@ -9783,7 +9783,7 @@
         </w:tc>
         <w:tc>
           <w:tcPr>
-            <w:tcW w:type="dxa" w:w="1497"/>
+            <w:tcW w:type="dxa" w:w="1349"/>
             <w:tcBorders>
               <w:top w:val="single" w:color="BFC9D6" w:sz="4"/>
               <w:left w:val="single" w:color="BFC9D6" w:sz="4"/>
@@ -9829,7 +9829,7 @@
         </w:tc>
         <w:tc>
           <w:tcPr>
-            <w:tcW w:type="dxa" w:w="3821"/>
+            <w:tcW w:type="dxa" w:w="3444"/>
             <w:tcBorders>
               <w:top w:val="single" w:color="BFC9D6" w:sz="4"/>
               <w:left w:val="single" w:color="BFC9D6" w:sz="4"/>
@@ -12525,7 +12525,7 @@
           <w:szCs w:val="21"/>
           <w:rtl/>
         </w:rPr>
-        <w:t xml:space="preserve"> في .github/workflows/db-ci.yml:32 متحرك، والبند 4 من FR-PLT-045 يمنع النشر بإصدار SQL Server مخالف للسجل؛ فما يختبره CI قد يختلف عما يُنشر.</w:t>
+        <w:t xml:space="preserve"> في ../.github/workflows/treasury-db-ci.yml:37 متحرك، والبند 4 من FR-PLT-045 يمنع النشر بإصدار SQL Server مخالف للسجل؛ فما يختبره CI قد يختلف عما يُنشر.</w:t>
       </w:r>
     </w:p>
     <w:p>
@@ -12593,6 +12593,15 @@
       </w:pPr>
       <w:r>
         <w:rPr>
+          <w:rFonts w:ascii="Segoe UI Emoji" w:cs="Segoe UI Emoji" w:eastAsia="Segoe UI Emoji" w:hAnsi="Segoe UI Emoji"/>
+          <w:sz w:val="21"/>
+          <w:szCs w:val="21"/>
+          <w:rtl/>
+        </w:rPr>
+        <w:t xml:space="preserve">✅</w:t>
+      </w:r>
+      <w:r>
+        <w:rPr>
           <w:rFonts w:ascii="Arial" w:cs="Arial" w:eastAsia="Arial" w:hAnsi="Arial"/>
           <w:b w:val="false"/>
           <w:bCs w:val="false"/>
@@ -12600,7 +12609,7 @@
           <w:szCs w:val="21"/>
           <w:rtl/>
         </w:rPr>
-        <w:t xml:space="preserve">docs/30-readiness-documents.md:424 يصف .github/workflows/db-ci.yml بأنه «يعمل على main وclaude/**»، والخط لم يعمل على GitHub قط (O-02، tools/dbgen/erd_open_items.py:22).</w:t>
+        <w:t xml:space="preserve"> صُحّح (2026-10-12): يعمل على GitHub، فوصف docs/30-readiness-documents.md:424 للخط بأنه «يعمل على main وclaude/**» صار صحيحًا (O-02، tools/dbgen/erd_open_items.py:22). والسجل يسمّي الآن الملف الصحيح ../.github/workflows/treasury-db-ci.yml (جذر المستودع).</w:t>
       </w:r>
     </w:p>
     <w:p>
@@ -13220,7 +13229,7 @@
                 <w:szCs w:val="18"/>
                 <w:rtl/>
               </w:rPr>
-              <w:t xml:space="preserve">tools/ci/db_ci.sh؛ .github/workflows/db-ci.yml</w:t>
+              <w:t xml:space="preserve">tools/ci/db_ci.sh؛ ../.github/workflows/treasury-db-ci.yml (جذر المستودع)</w:t>
             </w:r>
           </w:p>
         </w:tc>

--- a/treasury-platform/docs/30-readiness/word/DOC-B11-environments-build-release.docx
+++ b/treasury-platform/docs/30-readiness/word/DOC-B11-environments-build-release.docx
@@ -4464,6 +4464,191 @@
     </w:p>
     <w:p>
       <w:pPr>
+        <w:pStyle w:val="ListParagraph"/>
+        <w:numPr>
+          <w:ilvl w:val="0"/>
+          <w:numId w:val="2"/>
+        </w:numPr>
+        <w:bidi/>
+        <w:spacing w:after="70" w:before="0" w:line="300"/>
+      </w:pPr>
+      <w:r>
+        <w:rPr>
+          <w:rFonts w:ascii="Segoe UI Emoji" w:cs="Segoe UI Emoji" w:eastAsia="Segoe UI Emoji" w:hAnsi="Segoe UI Emoji"/>
+          <w:sz w:val="21"/>
+          <w:szCs w:val="21"/>
+          <w:rtl/>
+        </w:rPr>
+        <w:t xml:space="preserve">✅</w:t>
+      </w:r>
+      <w:r>
+        <w:rPr>
+          <w:rFonts w:ascii="Arial" w:cs="Arial" w:eastAsia="Arial" w:hAnsi="Arial"/>
+          <w:b w:val="false"/>
+          <w:bCs w:val="false"/>
+          <w:sz w:val="21"/>
+          <w:szCs w:val="21"/>
+          <w:rtl/>
+        </w:rPr>
+        <w:t xml:space="preserve"> </w:t>
+      </w:r>
+      <w:r>
+        <w:rPr>
+          <w:rFonts w:ascii="Arial" w:cs="Arial" w:eastAsia="Arial" w:hAnsi="Arial"/>
+          <w:b/>
+          <w:bCs/>
+          <w:sz w:val="21"/>
+          <w:szCs w:val="21"/>
+          <w:rtl/>
+        </w:rPr>
+        <w:t xml:space="preserve">منفّذ لمضيف القاعدة (2026-10-13، docs/adr/0014-deployment-preflight.md):</w:t>
+      </w:r>
+      <w:r>
+        <w:rPr>
+          <w:rFonts w:ascii="Arial" w:cs="Arial" w:eastAsia="Arial" w:hAnsi="Arial"/>
+          <w:b w:val="false"/>
+          <w:bCs w:val="false"/>
+          <w:sz w:val="21"/>
+          <w:szCs w:val="21"/>
+          <w:rtl/>
+        </w:rPr>
+        <w:t xml:space="preserve"> </w:t>
+      </w:r>
+      <w:r>
+        <w:rPr>
+          <w:rFonts w:ascii="Courier New" w:cs="Courier New" w:eastAsia="Courier New" w:hAnsi="Courier New"/>
+          <w:b w:val="false"/>
+          <w:bCs w:val="false"/>
+          <w:color w:val="1F2937"/>
+          <w:sz w:val="18"/>
+          <w:szCs w:val="18"/>
+          <w:shd w:fill="F1F3F5" w:color="auto" w:val="clear"/>
+          <w:rtl/>
+        </w:rPr>
+        <w:t xml:space="preserve">‎treasury-platform/versions.json‎</w:t>
+      </w:r>
+      <w:r>
+        <w:rPr>
+          <w:rFonts w:ascii="Arial" w:cs="Arial" w:eastAsia="Arial" w:hAnsi="Arial"/>
+          <w:b w:val="false"/>
+          <w:bCs w:val="false"/>
+          <w:sz w:val="21"/>
+          <w:szCs w:val="21"/>
+          <w:rtl/>
+        </w:rPr>
+        <w:t xml:space="preserve">، في جذر هذا المنتج لأن المستودع يضم منتجات أخرى. يسجّل:</w:t>
+      </w:r>
+    </w:p>
+    <w:p>
+      <w:pPr>
+        <w:pStyle w:val="ListParagraph"/>
+        <w:numPr>
+          <w:ilvl w:val="1"/>
+          <w:numId w:val="2"/>
+        </w:numPr>
+        <w:bidi/>
+        <w:spacing w:after="70" w:before="0" w:line="300"/>
+      </w:pPr>
+      <w:r>
+        <w:rPr>
+          <w:rFonts w:ascii="Arial" w:cs="Arial" w:eastAsia="Arial" w:hAnsi="Arial"/>
+          <w:b w:val="false"/>
+          <w:bCs w:val="false"/>
+          <w:sz w:val="21"/>
+          <w:szCs w:val="21"/>
+          <w:rtl/>
+        </w:rPr>
+        <w:t xml:space="preserve">Ubuntu 24.04؛</w:t>
+      </w:r>
+    </w:p>
+    <w:p>
+      <w:pPr>
+        <w:pStyle w:val="ListParagraph"/>
+        <w:numPr>
+          <w:ilvl w:val="1"/>
+          <w:numId w:val="2"/>
+        </w:numPr>
+        <w:bidi/>
+        <w:spacing w:after="70" w:before="0" w:line="300"/>
+      </w:pPr>
+      <w:r>
+        <w:rPr>
+          <w:rFonts w:ascii="Arial" w:cs="Arial" w:eastAsia="Arial" w:hAnsi="Arial"/>
+          <w:b w:val="false"/>
+          <w:bCs w:val="false"/>
+          <w:sz w:val="21"/>
+          <w:szCs w:val="21"/>
+          <w:rtl/>
+        </w:rPr>
+        <w:t xml:space="preserve">SQL Server 2025 CU9 GDR1 (KB5126967، البناء 17.0.5015.4)؛</w:t>
+      </w:r>
+    </w:p>
+    <w:p>
+      <w:pPr>
+        <w:pStyle w:val="ListParagraph"/>
+        <w:numPr>
+          <w:ilvl w:val="1"/>
+          <w:numId w:val="2"/>
+        </w:numPr>
+        <w:bidi/>
+        <w:spacing w:after="70" w:before="0" w:line="300"/>
+      </w:pPr>
+      <w:r>
+        <w:rPr>
+          <w:rFonts w:ascii="Arial" w:cs="Arial" w:eastAsia="Arial" w:hAnsi="Arial"/>
+          <w:b w:val="false"/>
+          <w:bCs w:val="false"/>
+          <w:sz w:val="21"/>
+          <w:szCs w:val="21"/>
+          <w:rtl/>
+        </w:rPr>
+        <w:t xml:space="preserve">صورة CI بالوسم نفسه، ومراجعة أولى بقرار «ترقية».</w:t>
+      </w:r>
+    </w:p>
+    <w:p>
+      <w:pPr>
+        <w:bidi/>
+        <w:spacing w:after="70" w:before="0" w:line="300"/>
+        <w:ind w:left="574"/>
+      </w:pPr>
+      <w:r>
+        <w:rPr>
+          <w:rFonts w:ascii="Arial" w:cs="Arial" w:eastAsia="Arial" w:hAnsi="Arial"/>
+          <w:b w:val="false"/>
+          <w:bCs w:val="false"/>
+          <w:sz w:val="21"/>
+          <w:szCs w:val="21"/>
+          <w:rtl/>
+        </w:rPr>
+        <w:t xml:space="preserve">ويُضاف مضيف التطبيق و.NET و</w:t>
+      </w:r>
+      <w:r>
+        <w:rPr>
+          <w:rFonts w:ascii="Courier New" w:cs="Courier New" w:eastAsia="Courier New" w:hAnsi="Courier New"/>
+          <w:b w:val="false"/>
+          <w:bCs w:val="false"/>
+          <w:color w:val="1F2937"/>
+          <w:sz w:val="18"/>
+          <w:szCs w:val="18"/>
+          <w:shd w:fill="F1F3F5" w:color="auto" w:val="clear"/>
+          <w:rtl/>
+        </w:rPr>
+        <w:t xml:space="preserve">‎global.json‎</w:t>
+      </w:r>
+      <w:r>
+        <w:rPr>
+          <w:rFonts w:ascii="Arial" w:cs="Arial" w:eastAsia="Arial" w:hAnsi="Arial"/>
+          <w:b w:val="false"/>
+          <w:bCs w:val="false"/>
+          <w:sz w:val="21"/>
+          <w:szCs w:val="21"/>
+          <w:rtl/>
+        </w:rPr>
+        <w:t xml:space="preserve"> حين تُحسم.</w:t>
+      </w:r>
+    </w:p>
+    <w:p>
+      <w:pPr>
         <w:bidi/>
         <w:spacing w:after="60" w:before="0"/>
       </w:pPr>
@@ -4633,7 +4818,75 @@
           <w:szCs w:val="21"/>
           <w:rtl/>
         </w:rPr>
-        <w:t xml:space="preserve"> (../.github/workflows/treasury-db-ci.yml:37) ليطابق سجل الإصدارات.</w:t>
+        <w:t xml:space="preserve"> (../.github/workflows/treasury-db-ci.yml:37) ليطابق سجل الإصدارات. </w:t>
+      </w:r>
+      <w:r>
+        <w:rPr>
+          <w:rFonts w:ascii="Segoe UI Emoji" w:cs="Segoe UI Emoji" w:eastAsia="Segoe UI Emoji" w:hAnsi="Segoe UI Emoji"/>
+          <w:sz w:val="21"/>
+          <w:szCs w:val="21"/>
+          <w:rtl/>
+        </w:rPr>
+        <w:t xml:space="preserve">✅</w:t>
+      </w:r>
+      <w:r>
+        <w:rPr>
+          <w:rFonts w:ascii="Arial" w:cs="Arial" w:eastAsia="Arial" w:hAnsi="Arial"/>
+          <w:b w:val="false"/>
+          <w:bCs w:val="false"/>
+          <w:sz w:val="21"/>
+          <w:szCs w:val="21"/>
+          <w:rtl/>
+        </w:rPr>
+        <w:t xml:space="preserve"> منفّذ (ADR 0014): </w:t>
+      </w:r>
+      <w:r>
+        <w:rPr>
+          <w:rFonts w:ascii="Courier New" w:cs="Courier New" w:eastAsia="Courier New" w:hAnsi="Courier New"/>
+          <w:b w:val="false"/>
+          <w:bCs w:val="false"/>
+          <w:color w:val="1F2937"/>
+          <w:sz w:val="18"/>
+          <w:szCs w:val="18"/>
+          <w:shd w:fill="F1F3F5" w:color="auto" w:val="clear"/>
+          <w:rtl/>
+        </w:rPr>
+        <w:t xml:space="preserve">‎2025-CU9-GDR1-ubuntu-24.04‎</w:t>
+      </w:r>
+      <w:r>
+        <w:rPr>
+          <w:rFonts w:ascii="Arial" w:cs="Arial" w:eastAsia="Arial" w:hAnsi="Arial"/>
+          <w:b w:val="false"/>
+          <w:bCs w:val="false"/>
+          <w:sz w:val="21"/>
+          <w:szCs w:val="21"/>
+          <w:rtl/>
+        </w:rPr>
+        <w:t xml:space="preserve">، والخطوة 3 تفشل إن اختلف عن </w:t>
+      </w:r>
+      <w:r>
+        <w:rPr>
+          <w:rFonts w:ascii="Courier New" w:cs="Courier New" w:eastAsia="Courier New" w:hAnsi="Courier New"/>
+          <w:b w:val="false"/>
+          <w:bCs w:val="false"/>
+          <w:color w:val="1F2937"/>
+          <w:sz w:val="18"/>
+          <w:szCs w:val="18"/>
+          <w:shd w:fill="F1F3F5" w:color="auto" w:val="clear"/>
+          <w:rtl/>
+        </w:rPr>
+        <w:t xml:space="preserve">‎versions.json‎</w:t>
+      </w:r>
+      <w:r>
+        <w:rPr>
+          <w:rFonts w:ascii="Arial" w:cs="Arial" w:eastAsia="Arial" w:hAnsi="Arial"/>
+          <w:b w:val="false"/>
+          <w:bCs w:val="false"/>
+          <w:sz w:val="21"/>
+          <w:szCs w:val="21"/>
+          <w:rtl/>
+        </w:rPr>
+        <w:t xml:space="preserve">.</w:t>
       </w:r>
     </w:p>
     <w:p>
@@ -6134,9 +6387,9 @@
         </w:tblBorders>
       </w:tblPr>
       <w:tblGrid>
-        <w:gridCol w:w="2039"/>
-        <w:gridCol w:w="4038"/>
-        <w:gridCol w:w="3787"/>
+        <w:gridCol w:w="1835"/>
+        <w:gridCol w:w="4621"/>
+        <w:gridCol w:w="3408"/>
       </w:tblGrid>
       <w:tr>
         <w:trPr>
@@ -6145,7 +6398,7 @@
         </w:trPr>
         <w:tc>
           <w:tcPr>
-            <w:tcW w:type="dxa" w:w="2039"/>
+            <w:tcW w:type="dxa" w:w="1835"/>
             <w:tcBorders>
               <w:top w:val="single" w:color="BFC9D6" w:sz="4"/>
               <w:left w:val="single" w:color="BFC9D6" w:sz="4"/>
@@ -6183,7 +6436,7 @@
         </w:tc>
         <w:tc>
           <w:tcPr>
-            <w:tcW w:type="dxa" w:w="4038"/>
+            <w:tcW w:type="dxa" w:w="4621"/>
             <w:tcBorders>
               <w:top w:val="single" w:color="BFC9D6" w:sz="4"/>
               <w:left w:val="single" w:color="BFC9D6" w:sz="4"/>
@@ -6221,7 +6474,7 @@
         </w:tc>
         <w:tc>
           <w:tcPr>
-            <w:tcW w:type="dxa" w:w="3787"/>
+            <w:tcW w:type="dxa" w:w="3408"/>
             <w:tcBorders>
               <w:top w:val="single" w:color="BFC9D6" w:sz="4"/>
               <w:left w:val="single" w:color="BFC9D6" w:sz="4"/>
@@ -6264,7 +6517,7 @@
         </w:trPr>
         <w:tc>
           <w:tcPr>
-            <w:tcW w:type="dxa" w:w="2039"/>
+            <w:tcW w:type="dxa" w:w="1835"/>
             <w:tcBorders>
               <w:top w:val="single" w:color="BFC9D6" w:sz="4"/>
               <w:left w:val="single" w:color="BFC9D6" w:sz="4"/>
@@ -6300,7 +6553,7 @@
         </w:tc>
         <w:tc>
           <w:tcPr>
-            <w:tcW w:type="dxa" w:w="4038"/>
+            <w:tcW w:type="dxa" w:w="4621"/>
             <w:tcBorders>
               <w:top w:val="single" w:color="BFC9D6" w:sz="4"/>
               <w:left w:val="single" w:color="BFC9D6" w:sz="4"/>
@@ -6336,7 +6589,7 @@
         </w:tc>
         <w:tc>
           <w:tcPr>
-            <w:tcW w:type="dxa" w:w="3787"/>
+            <w:tcW w:type="dxa" w:w="3408"/>
             <w:tcBorders>
               <w:top w:val="single" w:color="BFC9D6" w:sz="4"/>
               <w:left w:val="single" w:color="BFC9D6" w:sz="4"/>
@@ -6377,7 +6630,7 @@
         </w:trPr>
         <w:tc>
           <w:tcPr>
-            <w:tcW w:type="dxa" w:w="2039"/>
+            <w:tcW w:type="dxa" w:w="1835"/>
             <w:tcBorders>
               <w:top w:val="single" w:color="BFC9D6" w:sz="4"/>
               <w:left w:val="single" w:color="BFC9D6" w:sz="4"/>
@@ -6414,7 +6667,7 @@
         </w:tc>
         <w:tc>
           <w:tcPr>
-            <w:tcW w:type="dxa" w:w="4038"/>
+            <w:tcW w:type="dxa" w:w="4621"/>
             <w:tcBorders>
               <w:top w:val="single" w:color="BFC9D6" w:sz="4"/>
               <w:left w:val="single" w:color="BFC9D6" w:sz="4"/>
@@ -6451,7 +6704,7 @@
         </w:tc>
         <w:tc>
           <w:tcPr>
-            <w:tcW w:type="dxa" w:w="3787"/>
+            <w:tcW w:type="dxa" w:w="3408"/>
             <w:tcBorders>
               <w:top w:val="single" w:color="BFC9D6" w:sz="4"/>
               <w:left w:val="single" w:color="BFC9D6" w:sz="4"/>
@@ -6493,7 +6746,7 @@
         </w:trPr>
         <w:tc>
           <w:tcPr>
-            <w:tcW w:type="dxa" w:w="2039"/>
+            <w:tcW w:type="dxa" w:w="1835"/>
             <w:tcBorders>
               <w:top w:val="single" w:color="BFC9D6" w:sz="4"/>
               <w:left w:val="single" w:color="BFC9D6" w:sz="4"/>
@@ -6529,7 +6782,7 @@
         </w:tc>
         <w:tc>
           <w:tcPr>
-            <w:tcW w:type="dxa" w:w="4038"/>
+            <w:tcW w:type="dxa" w:w="4621"/>
             <w:tcBorders>
               <w:top w:val="single" w:color="BFC9D6" w:sz="4"/>
               <w:left w:val="single" w:color="BFC9D6" w:sz="4"/>
@@ -6565,7 +6818,7 @@
         </w:tc>
         <w:tc>
           <w:tcPr>
-            <w:tcW w:type="dxa" w:w="3787"/>
+            <w:tcW w:type="dxa" w:w="3408"/>
             <w:tcBorders>
               <w:top w:val="single" w:color="BFC9D6" w:sz="4"/>
               <w:left w:val="single" w:color="BFC9D6" w:sz="4"/>
@@ -6619,7 +6872,7 @@
         </w:trPr>
         <w:tc>
           <w:tcPr>
-            <w:tcW w:type="dxa" w:w="2039"/>
+            <w:tcW w:type="dxa" w:w="1835"/>
             <w:tcBorders>
               <w:top w:val="single" w:color="BFC9D6" w:sz="4"/>
               <w:left w:val="single" w:color="BFC9D6" w:sz="4"/>
@@ -6656,7 +6909,7 @@
         </w:tc>
         <w:tc>
           <w:tcPr>
-            <w:tcW w:type="dxa" w:w="4038"/>
+            <w:tcW w:type="dxa" w:w="4621"/>
             <w:tcBorders>
               <w:top w:val="single" w:color="BFC9D6" w:sz="4"/>
               <w:left w:val="single" w:color="BFC9D6" w:sz="4"/>
@@ -6687,23 +6940,81 @@
                 <w:szCs w:val="18"/>
                 <w:rtl/>
               </w:rPr>
-              <w:t xml:space="preserve">FR-PLT-045 البند 4: إصدار SQL Server ونظام التشغيل على خادم الهدف مطابقان للسجل؛ يقرؤهما سكربت النشر قبل التنفيذ ويرفض عند الاختلاف </w:t>
-            </w:r>
-            <w:r>
-              <w:rPr>
-                <w:rFonts w:ascii="Arial" w:cs="Arial" w:eastAsia="Arial" w:hAnsi="Arial"/>
-                <w:color w:val="E0A800"/>
-                <w:sz w:val="18"/>
-                <w:szCs w:val="18"/>
-                <w:rtl/>
-              </w:rPr>
-              <w:t xml:space="preserve">●</w:t>
-            </w:r>
-          </w:p>
-        </w:tc>
-        <w:tc>
-          <w:tcPr>
-            <w:tcW w:type="dxa" w:w="3787"/>
+              <w:t xml:space="preserve">FR-PLT-045 البند 4: إصدار SQL Server ونظام التشغيل على خادم الهدف مطابقان للسجل؛ يقرؤهما سكربت النشر قبل التنفيذ ويرفض عند الاختلاف. </w:t>
+            </w:r>
+            <w:r>
+              <w:rPr>
+                <w:rFonts w:ascii="Segoe UI Emoji" w:cs="Segoe UI Emoji" w:eastAsia="Segoe UI Emoji" w:hAnsi="Segoe UI Emoji"/>
+                <w:sz w:val="18"/>
+                <w:szCs w:val="18"/>
+                <w:rtl/>
+              </w:rPr>
+              <w:t xml:space="preserve">✅</w:t>
+            </w:r>
+            <w:r>
+              <w:rPr>
+                <w:rFonts w:ascii="Arial" w:cs="Arial" w:eastAsia="Arial" w:hAnsi="Arial"/>
+                <w:b w:val="false"/>
+                <w:bCs w:val="false"/>
+                <w:sz w:val="18"/>
+                <w:szCs w:val="18"/>
+                <w:rtl/>
+              </w:rPr>
+              <w:t xml:space="preserve"> منفّذ (ADR 0014): </w:t>
+            </w:r>
+            <w:r>
+              <w:rPr>
+                <w:rFonts w:ascii="Courier New" w:cs="Courier New" w:eastAsia="Courier New" w:hAnsi="Courier New"/>
+                <w:b w:val="false"/>
+                <w:bCs w:val="false"/>
+                <w:color w:val="1F2937"/>
+                <w:sz w:val="16"/>
+                <w:szCs w:val="16"/>
+                <w:shd w:fill="F1F3F5" w:color="auto" w:val="clear"/>
+                <w:rtl/>
+              </w:rPr>
+              <w:t xml:space="preserve">‎deploy.sh‎</w:t>
+            </w:r>
+            <w:r>
+              <w:rPr>
+                <w:rFonts w:ascii="Arial" w:cs="Arial" w:eastAsia="Arial" w:hAnsi="Arial"/>
+                <w:b w:val="false"/>
+                <w:bCs w:val="false"/>
+                <w:sz w:val="18"/>
+                <w:szCs w:val="18"/>
+                <w:rtl/>
+              </w:rPr>
+              <w:t xml:space="preserve"> يقارن البناء ونسخة Ubuntu بـ </w:t>
+            </w:r>
+            <w:r>
+              <w:rPr>
+                <w:rFonts w:ascii="Courier New" w:cs="Courier New" w:eastAsia="Courier New" w:hAnsi="Courier New"/>
+                <w:b w:val="false"/>
+                <w:bCs w:val="false"/>
+                <w:color w:val="1F2937"/>
+                <w:sz w:val="16"/>
+                <w:szCs w:val="16"/>
+                <w:shd w:fill="F1F3F5" w:color="auto" w:val="clear"/>
+                <w:rtl/>
+              </w:rPr>
+              <w:t xml:space="preserve">‎versions.json‎</w:t>
+            </w:r>
+            <w:r>
+              <w:rPr>
+                <w:rFonts w:ascii="Arial" w:cs="Arial" w:eastAsia="Arial" w:hAnsi="Arial"/>
+                <w:b w:val="false"/>
+                <w:bCs w:val="false"/>
+                <w:sz w:val="18"/>
+                <w:szCs w:val="18"/>
+                <w:rtl/>
+              </w:rPr>
+              <w:t xml:space="preserve"> ويرفض بالخطأ 50143</w:t>
+            </w:r>
+          </w:p>
+        </w:tc>
+        <w:tc>
+          <w:tcPr>
+            <w:tcW w:type="dxa" w:w="3408"/>
             <w:tcBorders>
               <w:top w:val="single" w:color="BFC9D6" w:sz="4"/>
               <w:left w:val="single" w:color="BFC9D6" w:sz="4"/>
@@ -6734,7 +7045,31 @@
                 <w:szCs w:val="18"/>
                 <w:rtl/>
               </w:rPr>
-              <w:t xml:space="preserve">ناتج سكربت النشر</w:t>
+              <w:t xml:space="preserve">ناتج سكربت النشر (</w:t>
+            </w:r>
+            <w:r>
+              <w:rPr>
+                <w:rFonts w:ascii="Courier New" w:cs="Courier New" w:eastAsia="Courier New" w:hAnsi="Courier New"/>
+                <w:b w:val="false"/>
+                <w:bCs w:val="false"/>
+                <w:color w:val="1F2937"/>
+                <w:sz w:val="16"/>
+                <w:szCs w:val="16"/>
+                <w:shd w:fill="F1F3F5" w:color="auto" w:val="clear"/>
+                <w:rtl/>
+              </w:rPr>
+              <w:t xml:space="preserve">‎preflight passed‎</w:t>
+            </w:r>
+            <w:r>
+              <w:rPr>
+                <w:rFonts w:ascii="Arial" w:cs="Arial" w:eastAsia="Arial" w:hAnsi="Arial"/>
+                <w:b w:val="false"/>
+                <w:bCs w:val="false"/>
+                <w:sz w:val="18"/>
+                <w:szCs w:val="18"/>
+                <w:rtl/>
+              </w:rPr>
+              <w:t xml:space="preserve">)</w:t>
             </w:r>
           </w:p>
         </w:tc>
@@ -6745,7 +7080,7 @@
         </w:trPr>
         <w:tc>
           <w:tcPr>
-            <w:tcW w:type="dxa" w:w="2039"/>
+            <w:tcW w:type="dxa" w:w="1835"/>
             <w:tcBorders>
               <w:top w:val="single" w:color="BFC9D6" w:sz="4"/>
               <w:left w:val="single" w:color="BFC9D6" w:sz="4"/>
@@ -6781,7 +7116,7 @@
         </w:tc>
         <w:tc>
           <w:tcPr>
-            <w:tcW w:type="dxa" w:w="4038"/>
+            <w:tcW w:type="dxa" w:w="4621"/>
             <w:tcBorders>
               <w:top w:val="single" w:color="BFC9D6" w:sz="4"/>
               <w:left w:val="single" w:color="BFC9D6" w:sz="4"/>
@@ -6817,7 +7152,7 @@
         </w:tc>
         <w:tc>
           <w:tcPr>
-            <w:tcW w:type="dxa" w:w="3787"/>
+            <w:tcW w:type="dxa" w:w="3408"/>
             <w:tcBorders>
               <w:top w:val="single" w:color="BFC9D6" w:sz="4"/>
               <w:left w:val="single" w:color="BFC9D6" w:sz="4"/>
@@ -6858,7 +7193,7 @@
         </w:trPr>
         <w:tc>
           <w:tcPr>
-            <w:tcW w:type="dxa" w:w="2039"/>
+            <w:tcW w:type="dxa" w:w="1835"/>
             <w:tcBorders>
               <w:top w:val="single" w:color="BFC9D6" w:sz="4"/>
               <w:left w:val="single" w:color="BFC9D6" w:sz="4"/>
@@ -6895,7 +7230,7 @@
         </w:tc>
         <w:tc>
           <w:tcPr>
-            <w:tcW w:type="dxa" w:w="4038"/>
+            <w:tcW w:type="dxa" w:w="4621"/>
             <w:tcBorders>
               <w:top w:val="single" w:color="BFC9D6" w:sz="4"/>
               <w:left w:val="single" w:color="BFC9D6" w:sz="4"/>
@@ -6932,7 +7267,7 @@
         </w:tc>
         <w:tc>
           <w:tcPr>
-            <w:tcW w:type="dxa" w:w="3787"/>
+            <w:tcW w:type="dxa" w:w="3408"/>
             <w:tcBorders>
               <w:top w:val="single" w:color="BFC9D6" w:sz="4"/>
               <w:left w:val="single" w:color="BFC9D6" w:sz="4"/>
@@ -6974,7 +7309,7 @@
         </w:trPr>
         <w:tc>
           <w:tcPr>
-            <w:tcW w:type="dxa" w:w="2039"/>
+            <w:tcW w:type="dxa" w:w="1835"/>
             <w:tcBorders>
               <w:top w:val="single" w:color="BFC9D6" w:sz="4"/>
               <w:left w:val="single" w:color="BFC9D6" w:sz="4"/>
@@ -7010,7 +7345,7 @@
         </w:tc>
         <w:tc>
           <w:tcPr>
-            <w:tcW w:type="dxa" w:w="4038"/>
+            <w:tcW w:type="dxa" w:w="4621"/>
             <w:tcBorders>
               <w:top w:val="single" w:color="BFC9D6" w:sz="4"/>
               <w:left w:val="single" w:color="BFC9D6" w:sz="4"/>
@@ -7046,7 +7381,7 @@
         </w:tc>
         <w:tc>
           <w:tcPr>
-            <w:tcW w:type="dxa" w:w="3787"/>
+            <w:tcW w:type="dxa" w:w="3408"/>
             <w:tcBorders>
               <w:top w:val="single" w:color="BFC9D6" w:sz="4"/>
               <w:left w:val="single" w:color="BFC9D6" w:sz="4"/>
@@ -7087,7 +7422,7 @@
         </w:trPr>
         <w:tc>
           <w:tcPr>
-            <w:tcW w:type="dxa" w:w="2039"/>
+            <w:tcW w:type="dxa" w:w="1835"/>
             <w:tcBorders>
               <w:top w:val="single" w:color="BFC9D6" w:sz="4"/>
               <w:left w:val="single" w:color="BFC9D6" w:sz="4"/>
@@ -7124,7 +7459,7 @@
         </w:tc>
         <w:tc>
           <w:tcPr>
-            <w:tcW w:type="dxa" w:w="4038"/>
+            <w:tcW w:type="dxa" w:w="4621"/>
             <w:tcBorders>
               <w:top w:val="single" w:color="BFC9D6" w:sz="4"/>
               <w:left w:val="single" w:color="BFC9D6" w:sz="4"/>
@@ -7161,7 +7496,7 @@
         </w:tc>
         <w:tc>
           <w:tcPr>
-            <w:tcW w:type="dxa" w:w="3787"/>
+            <w:tcW w:type="dxa" w:w="3408"/>
             <w:tcBorders>
               <w:top w:val="single" w:color="BFC9D6" w:sz="4"/>
               <w:left w:val="single" w:color="BFC9D6" w:sz="4"/>
@@ -7203,7 +7538,7 @@
         </w:trPr>
         <w:tc>
           <w:tcPr>
-            <w:tcW w:type="dxa" w:w="2039"/>
+            <w:tcW w:type="dxa" w:w="1835"/>
             <w:tcBorders>
               <w:top w:val="single" w:color="BFC9D6" w:sz="4"/>
               <w:left w:val="single" w:color="BFC9D6" w:sz="4"/>
@@ -7239,7 +7574,7 @@
         </w:tc>
         <w:tc>
           <w:tcPr>
-            <w:tcW w:type="dxa" w:w="4038"/>
+            <w:tcW w:type="dxa" w:w="4621"/>
             <w:tcBorders>
               <w:top w:val="single" w:color="BFC9D6" w:sz="4"/>
               <w:left w:val="single" w:color="BFC9D6" w:sz="4"/>
@@ -7285,7 +7620,7 @@
         </w:tc>
         <w:tc>
           <w:tcPr>
-            <w:tcW w:type="dxa" w:w="3787"/>
+            <w:tcW w:type="dxa" w:w="3408"/>
             <w:tcBorders>
               <w:top w:val="single" w:color="BFC9D6" w:sz="4"/>
               <w:left w:val="single" w:color="BFC9D6" w:sz="4"/>
@@ -10398,14 +10733,23 @@
             </w:pPr>
             <w:r>
               <w:rPr>
-                <w:rFonts w:ascii="Arial" w:cs="Arial" w:eastAsia="Arial" w:hAnsi="Arial"/>
-                <w:b w:val="false"/>
-                <w:bCs w:val="false"/>
-                <w:sz w:val="18"/>
-                <w:szCs w:val="18"/>
-                <w:rtl/>
-              </w:rPr>
-              <w:t xml:space="preserve">يبقى Windows Server حتى المراجعة، وحزمة .NET تُبنى لتعمل على النظامين؛ والمراجعة تقارن به Ubuntu 24.04 LTS الذي يوحّد المضيفين ويعمل عليه الفريق (docs/adr/0001-schema-work-on-linux.md:7)</w:t>
+                <w:rFonts w:ascii="Segoe UI Emoji" w:cs="Segoe UI Emoji" w:eastAsia="Segoe UI Emoji" w:hAnsi="Segoe UI Emoji"/>
+                <w:sz w:val="18"/>
+                <w:szCs w:val="18"/>
+                <w:rtl/>
+              </w:rPr>
+              <w:t xml:space="preserve">✅</w:t>
+            </w:r>
+            <w:r>
+              <w:rPr>
+                <w:rFonts w:ascii="Arial" w:cs="Arial" w:eastAsia="Arial" w:hAnsi="Arial"/>
+                <w:b w:val="false"/>
+                <w:bCs w:val="false"/>
+                <w:sz w:val="18"/>
+                <w:szCs w:val="18"/>
+                <w:rtl/>
+              </w:rPr>
+              <w:t xml:space="preserve"> معتمد من المالك (2026-10-12): يبقى Windows Server حتى المراجعة، وحزمة .NET تُبنى لتعمل على النظامين؛ والمراجعة تقارن به Ubuntu 24.04 LTS الذي يوحّد المضيفين ويعمل عليه الفريق (docs/adr/0001-schema-work-on-linux.md:7)</w:t>
             </w:r>
           </w:p>
         </w:tc>
@@ -10586,14 +10930,23 @@
             </w:pPr>
             <w:r>
               <w:rPr>
-                <w:rFonts w:ascii="Arial" w:cs="Arial" w:eastAsia="Arial" w:hAnsi="Arial"/>
-                <w:b w:val="false"/>
-                <w:bCs w:val="false"/>
-                <w:sz w:val="18"/>
-                <w:szCs w:val="18"/>
-                <w:rtl/>
-              </w:rPr>
-              <w:t xml:space="preserve">خادم مستقل للقاعدة وآخر للتطبيق</w:t>
+                <w:rFonts w:ascii="Segoe UI Emoji" w:cs="Segoe UI Emoji" w:eastAsia="Segoe UI Emoji" w:hAnsi="Segoe UI Emoji"/>
+                <w:sz w:val="18"/>
+                <w:szCs w:val="18"/>
+                <w:rtl/>
+              </w:rPr>
+              <w:t xml:space="preserve">✅</w:t>
+            </w:r>
+            <w:r>
+              <w:rPr>
+                <w:rFonts w:ascii="Arial" w:cs="Arial" w:eastAsia="Arial" w:hAnsi="Arial"/>
+                <w:b w:val="false"/>
+                <w:bCs w:val="false"/>
+                <w:sz w:val="18"/>
+                <w:szCs w:val="18"/>
+                <w:rtl/>
+              </w:rPr>
+              <w:t xml:space="preserve"> معتمد من المالك (2026-10-12): خادم مستقل للقاعدة وآخر للتطبيق</w:t>
             </w:r>
           </w:p>
         </w:tc>
@@ -10773,14 +11126,23 @@
             </w:pPr>
             <w:r>
               <w:rPr>
-                <w:rFonts w:ascii="Arial" w:cs="Arial" w:eastAsia="Arial" w:hAnsi="Arial"/>
-                <w:b w:val="false"/>
-                <w:bCs w:val="false"/>
-                <w:sz w:val="18"/>
-                <w:szCs w:val="18"/>
-                <w:rtl/>
-              </w:rPr>
-              <w:t xml:space="preserve">خادم لكل منهما لدى المزوّد نفسه، ونطاقان فرعيان مثل </w:t>
+                <w:rFonts w:ascii="Segoe UI Emoji" w:cs="Segoe UI Emoji" w:eastAsia="Segoe UI Emoji" w:hAnsi="Segoe UI Emoji"/>
+                <w:sz w:val="18"/>
+                <w:szCs w:val="18"/>
+                <w:rtl/>
+              </w:rPr>
+              <w:t xml:space="preserve">✅</w:t>
+            </w:r>
+            <w:r>
+              <w:rPr>
+                <w:rFonts w:ascii="Arial" w:cs="Arial" w:eastAsia="Arial" w:hAnsi="Arial"/>
+                <w:b w:val="false"/>
+                <w:bCs w:val="false"/>
+                <w:sz w:val="18"/>
+                <w:szCs w:val="18"/>
+                <w:rtl/>
+              </w:rPr>
+              <w:t xml:space="preserve"> معتمد من المالك (2026-10-12): خادم لكل منهما لدى المزوّد نفسه، ونطاقان فرعيان مثل </w:t>
             </w:r>
             <w:r>
               <w:rPr>
@@ -11615,7 +11977,99 @@
                 <w:szCs w:val="18"/>
                 <w:rtl/>
               </w:rPr>
-              <w:t xml:space="preserve"> في الجذر</w:t>
+              <w:t xml:space="preserve"> في الجذر. </w:t>
+            </w:r>
+            <w:r>
+              <w:rPr>
+                <w:rFonts w:ascii="Segoe UI Emoji" w:cs="Segoe UI Emoji" w:eastAsia="Segoe UI Emoji" w:hAnsi="Segoe UI Emoji"/>
+                <w:sz w:val="18"/>
+                <w:szCs w:val="18"/>
+                <w:rtl/>
+              </w:rPr>
+              <w:t xml:space="preserve">✅</w:t>
+            </w:r>
+            <w:r>
+              <w:rPr>
+                <w:rFonts w:ascii="Arial" w:cs="Arial" w:eastAsia="Arial" w:hAnsi="Arial"/>
+                <w:b w:val="false"/>
+                <w:bCs w:val="false"/>
+                <w:sz w:val="18"/>
+                <w:szCs w:val="18"/>
+                <w:rtl/>
+              </w:rPr>
+              <w:t xml:space="preserve"> </w:t>
+            </w:r>
+            <w:r>
+              <w:rPr>
+                <w:rFonts w:ascii="Courier New" w:cs="Courier New" w:eastAsia="Courier New" w:hAnsi="Courier New"/>
+                <w:b w:val="false"/>
+                <w:bCs w:val="false"/>
+                <w:color w:val="1F2937"/>
+                <w:sz w:val="16"/>
+                <w:szCs w:val="16"/>
+                <w:shd w:fill="F1F3F5" w:color="auto" w:val="clear"/>
+                <w:rtl/>
+              </w:rPr>
+              <w:t xml:space="preserve">‎versions.json‎</w:t>
+            </w:r>
+            <w:r>
+              <w:rPr>
+                <w:rFonts w:ascii="Arial" w:cs="Arial" w:eastAsia="Arial" w:hAnsi="Arial"/>
+                <w:b w:val="false"/>
+                <w:bCs w:val="false"/>
+                <w:sz w:val="18"/>
+                <w:szCs w:val="18"/>
+                <w:rtl/>
+              </w:rPr>
+              <w:t xml:space="preserve"> منفّذ في جذر المنتج </w:t>
+            </w:r>
+            <w:r>
+              <w:rPr>
+                <w:rFonts w:ascii="Courier New" w:cs="Courier New" w:eastAsia="Courier New" w:hAnsi="Courier New"/>
+                <w:b w:val="false"/>
+                <w:bCs w:val="false"/>
+                <w:color w:val="1F2937"/>
+                <w:sz w:val="16"/>
+                <w:szCs w:val="16"/>
+                <w:shd w:fill="F1F3F5" w:color="auto" w:val="clear"/>
+                <w:rtl/>
+              </w:rPr>
+              <w:t xml:space="preserve">‎treasury-platform/‎</w:t>
+            </w:r>
+            <w:r>
+              <w:rPr>
+                <w:rFonts w:ascii="Arial" w:cs="Arial" w:eastAsia="Arial" w:hAnsi="Arial"/>
+                <w:b w:val="false"/>
+                <w:bCs w:val="false"/>
+                <w:sz w:val="18"/>
+                <w:szCs w:val="18"/>
+                <w:rtl/>
+              </w:rPr>
+              <w:t xml:space="preserve"> لمضيف القاعدة (ADR 0014)؛ و</w:t>
+            </w:r>
+            <w:r>
+              <w:rPr>
+                <w:rFonts w:ascii="Courier New" w:cs="Courier New" w:eastAsia="Courier New" w:hAnsi="Courier New"/>
+                <w:b w:val="false"/>
+                <w:bCs w:val="false"/>
+                <w:color w:val="1F2937"/>
+                <w:sz w:val="16"/>
+                <w:szCs w:val="16"/>
+                <w:shd w:fill="F1F3F5" w:color="auto" w:val="clear"/>
+                <w:rtl/>
+              </w:rPr>
+              <w:t xml:space="preserve">‎global.json‎</w:t>
+            </w:r>
+            <w:r>
+              <w:rPr>
+                <w:rFonts w:ascii="Arial" w:cs="Arial" w:eastAsia="Arial" w:hAnsi="Arial"/>
+                <w:b w:val="false"/>
+                <w:bCs w:val="false"/>
+                <w:sz w:val="18"/>
+                <w:szCs w:val="18"/>
+                <w:rtl/>
+              </w:rPr>
+              <w:t xml:space="preserve"> مع كود التطبيق</w:t>
             </w:r>
           </w:p>
         </w:tc>
@@ -11796,14 +12250,23 @@
             </w:pPr>
             <w:r>
               <w:rPr>
-                <w:rFonts w:ascii="Arial" w:cs="Arial" w:eastAsia="Arial" w:hAnsi="Arial"/>
-                <w:b w:val="false"/>
-                <w:bCs w:val="false"/>
-                <w:sz w:val="18"/>
-                <w:szCs w:val="18"/>
-                <w:rtl/>
-              </w:rPr>
-              <w:t xml:space="preserve">يبقى خارج مسار الإنتاج بلا اختبار حتى يطلب مشترك خادم Windows</w:t>
+                <w:rFonts w:ascii="Segoe UI Emoji" w:cs="Segoe UI Emoji" w:eastAsia="Segoe UI Emoji" w:hAnsi="Segoe UI Emoji"/>
+                <w:sz w:val="18"/>
+                <w:szCs w:val="18"/>
+                <w:rtl/>
+              </w:rPr>
+              <w:t xml:space="preserve">✅</w:t>
+            </w:r>
+            <w:r>
+              <w:rPr>
+                <w:rFonts w:ascii="Arial" w:cs="Arial" w:eastAsia="Arial" w:hAnsi="Arial"/>
+                <w:b w:val="false"/>
+                <w:bCs w:val="false"/>
+                <w:sz w:val="18"/>
+                <w:szCs w:val="18"/>
+                <w:rtl/>
+              </w:rPr>
+              <w:t xml:space="preserve"> معتمد من المالك (2026-10-12): يبقى خارج مسار الإنتاج بلا اختبار حتى يطلب مشترك خادم Windows</w:t>
             </w:r>
           </w:p>
         </w:tc>
@@ -12379,6 +12842,37 @@
                 <w:rtl/>
               </w:rPr>
               <w:t xml:space="preserve">‎versions.json‎</w:t>
+            </w:r>
+            <w:r>
+              <w:rPr>
+                <w:rFonts w:ascii="Arial" w:cs="Arial" w:eastAsia="Arial" w:hAnsi="Arial"/>
+                <w:b w:val="false"/>
+                <w:bCs w:val="false"/>
+                <w:sz w:val="18"/>
+                <w:szCs w:val="18"/>
+                <w:rtl/>
+              </w:rPr>
+              <w:t xml:space="preserve">. </w:t>
+            </w:r>
+            <w:r>
+              <w:rPr>
+                <w:rFonts w:ascii="Segoe UI Emoji" w:cs="Segoe UI Emoji" w:eastAsia="Segoe UI Emoji" w:hAnsi="Segoe UI Emoji"/>
+                <w:sz w:val="18"/>
+                <w:szCs w:val="18"/>
+                <w:rtl/>
+              </w:rPr>
+              <w:t xml:space="preserve">✅</w:t>
+            </w:r>
+            <w:r>
+              <w:rPr>
+                <w:rFonts w:ascii="Arial" w:cs="Arial" w:eastAsia="Arial" w:hAnsi="Arial"/>
+                <w:b w:val="false"/>
+                <w:bCs w:val="false"/>
+                <w:sz w:val="18"/>
+                <w:szCs w:val="18"/>
+                <w:rtl/>
+              </w:rPr>
+              <w:t xml:space="preserve"> منفّذ (ADR 0014)</w:t>
             </w:r>
           </w:p>
         </w:tc>

--- a/treasury-platform/docs/30-readiness/word/DOC-B11-environments-build-release.docx
+++ b/treasury-platform/docs/30-readiness/word/DOC-B11-environments-build-release.docx
@@ -828,7 +828,7 @@
         <w:spacing w:after="50" w:before="0"/>
         <w:ind w:left="0"/>
       </w:pPr>
-      <w:hyperlink w:history="1" w:anchor="_sec16">
+      <w:hyperlink w:history="1" w:anchor="_sec17">
         <w:r>
           <w:rPr>
             <w:rFonts w:ascii="Arial" w:cs="Arial" w:eastAsia="Arial" w:hAnsi="Arial"/>
@@ -849,7 +849,7 @@
         <w:spacing w:after="50" w:before="0"/>
         <w:ind w:left="0"/>
       </w:pPr>
-      <w:hyperlink w:history="1" w:anchor="_sec17">
+      <w:hyperlink w:history="1" w:anchor="_sec18">
         <w:r>
           <w:rPr>
             <w:rFonts w:ascii="Arial" w:cs="Arial" w:eastAsia="Arial" w:hAnsi="Arial"/>
@@ -870,7 +870,7 @@
         <w:spacing w:after="50" w:before="0"/>
         <w:ind w:left="0"/>
       </w:pPr>
-      <w:hyperlink w:history="1" w:anchor="_sec18">
+      <w:hyperlink w:history="1" w:anchor="_sec19">
         <w:r>
           <w:rPr>
             <w:rFonts w:ascii="Arial" w:cs="Arial" w:eastAsia="Arial" w:hAnsi="Arial"/>
@@ -891,7 +891,7 @@
         <w:spacing w:after="50" w:before="0"/>
         <w:ind w:left="0"/>
       </w:pPr>
-      <w:hyperlink w:history="1" w:anchor="_sec19">
+      <w:hyperlink w:history="1" w:anchor="_sec20">
         <w:r>
           <w:rPr>
             <w:rFonts w:ascii="Arial" w:cs="Arial" w:eastAsia="Arial" w:hAnsi="Arial"/>
@@ -912,7 +912,7 @@
         <w:spacing w:after="50" w:before="0"/>
         <w:ind w:left="0"/>
       </w:pPr>
-      <w:hyperlink w:history="1" w:anchor="_sec20">
+      <w:hyperlink w:history="1" w:anchor="_sec21">
         <w:r>
           <w:rPr>
             <w:rFonts w:ascii="Arial" w:cs="Arial" w:eastAsia="Arial" w:hAnsi="Arial"/>
@@ -933,7 +933,7 @@
         <w:spacing w:after="50" w:before="0"/>
         <w:ind w:left="0"/>
       </w:pPr>
-      <w:hyperlink w:history="1" w:anchor="_sec21">
+      <w:hyperlink w:history="1" w:anchor="_sec22">
         <w:r>
           <w:rPr>
             <w:rFonts w:ascii="Arial" w:cs="Arial" w:eastAsia="Arial" w:hAnsi="Arial"/>
@@ -954,7 +954,7 @@
         <w:spacing w:after="50" w:before="0"/>
         <w:ind w:left="0"/>
       </w:pPr>
-      <w:hyperlink w:history="1" w:anchor="_sec22">
+      <w:hyperlink w:history="1" w:anchor="_sec23">
         <w:r>
           <w:rPr>
             <w:rFonts w:ascii="Arial" w:cs="Arial" w:eastAsia="Arial" w:hAnsi="Arial"/>
@@ -975,7 +975,7 @@
         <w:spacing w:after="50" w:before="0"/>
         <w:ind w:left="0"/>
       </w:pPr>
-      <w:hyperlink w:history="1" w:anchor="_sec23">
+      <w:hyperlink w:history="1" w:anchor="_sec24">
         <w:r>
           <w:rPr>
             <w:rFonts w:ascii="Arial" w:cs="Arial" w:eastAsia="Arial" w:hAnsi="Arial"/>
@@ -6355,10 +6355,1049 @@
     </w:p>
     <w:p>
       <w:pPr>
+        <w:pStyle w:val="Heading2"/>
+        <w:bidi/>
+      </w:pPr>
+      <w:bookmarkStart w:name="_sec16" w:id="16"/>
+      <w:r>
+        <w:rPr>
+          <w:rFonts w:ascii="Arial" w:cs="Arial" w:eastAsia="Arial" w:hAnsi="Arial"/>
+          <w:b/>
+          <w:bCs/>
+          <w:color w:val="2B5C8A"/>
+          <w:sz w:val="26"/>
+          <w:szCs w:val="26"/>
+          <w:rtl/>
+        </w:rPr>
+        <w:t xml:space="preserve">6.4 ما بُني في 2026-10-21 (ADR 0034) </w:t>
+      </w:r>
+      <w:r>
+        <w:rPr>
+          <w:rFonts w:ascii="Segoe UI Emoji" w:cs="Segoe UI Emoji" w:eastAsia="Segoe UI Emoji" w:hAnsi="Segoe UI Emoji"/>
+          <w:sz w:val="26"/>
+          <w:szCs w:val="26"/>
+          <w:rtl/>
+        </w:rPr>
+        <w:t xml:space="preserve">✅</w:t>
+      </w:r>
+      <w:bookmarkEnd w:id="16"/>
+    </w:p>
+    <w:p>
+      <w:pPr>
+        <w:bidi/>
+        <w:spacing w:after="110" w:before="0" w:line="312"/>
+      </w:pPr>
+      <w:r>
+        <w:rPr>
+          <w:rFonts w:ascii="Arial" w:cs="Arial" w:eastAsia="Arial" w:hAnsi="Arial"/>
+          <w:b w:val="false"/>
+          <w:bCs w:val="false"/>
+          <w:sz w:val="21"/>
+          <w:szCs w:val="21"/>
+          <w:rtl/>
+        </w:rPr>
+        <w:t xml:space="preserve">بُني المقترح في §6.2 و§6.3 إلا فحص التكافؤ بين قاعدة جديدة وقاعدة مرقّاة، فهو ينتظر أول سكربت مرقّم.</w:t>
+      </w:r>
+    </w:p>
+    <w:tbl>
+      <w:tblPr>
+        <w:bidiVisual/>
+        <w:tblW w:type="dxa" w:w="9864"/>
+        <w:tblBorders>
+          <w:top w:val="single" w:color="auto" w:sz="4"/>
+          <w:left w:val="single" w:color="auto" w:sz="4"/>
+          <w:bottom w:val="single" w:color="auto" w:sz="4"/>
+          <w:right w:val="single" w:color="auto" w:sz="4"/>
+          <w:insideH w:val="single" w:color="auto" w:sz="4"/>
+          <w:insideV w:val="single" w:color="auto" w:sz="4"/>
+        </w:tblBorders>
+      </w:tblPr>
+      <w:tblGrid>
+        <w:gridCol w:w="1389"/>
+        <w:gridCol w:w="3473"/>
+        <w:gridCol w:w="5002"/>
+      </w:tblGrid>
+      <w:tr>
+        <w:trPr>
+          <w:cantSplit/>
+          <w:tblHeader/>
+        </w:trPr>
+        <w:tc>
+          <w:tcPr>
+            <w:tcW w:type="dxa" w:w="1389"/>
+            <w:tcBorders>
+              <w:top w:val="single" w:color="BFC9D6" w:sz="4"/>
+              <w:left w:val="single" w:color="BFC9D6" w:sz="4"/>
+              <w:bottom w:val="single" w:color="BFC9D6" w:sz="4"/>
+              <w:right w:val="single" w:color="BFC9D6" w:sz="4"/>
+            </w:tcBorders>
+            <w:shd w:fill="1F3A5F" w:color="auto" w:val="clear"/>
+            <w:tcMar>
+              <w:top w:type="dxa" w:w="50"/>
+              <w:left w:type="dxa" w:w="90"/>
+              <w:bottom w:type="dxa" w:w="50"/>
+              <w:right w:type="dxa" w:w="90"/>
+            </w:tcMar>
+            <w:vAlign w:val="center"/>
+          </w:tcPr>
+          <w:p>
+            <w:pPr>
+              <w:keepNext w:val="false"/>
+              <w:bidi/>
+              <w:spacing w:after="30" w:before="30" w:line="264"/>
+            </w:pPr>
+            <w:r>
+              <w:rPr>
+                <w:rFonts w:ascii="Arial" w:cs="Arial" w:eastAsia="Arial" w:hAnsi="Arial"/>
+                <w:b/>
+                <w:bCs/>
+                <w:color w:val="FFFFFF"/>
+                <w:sz w:val="18"/>
+                <w:szCs w:val="18"/>
+                <w:rtl/>
+              </w:rPr>
+              <w:t xml:space="preserve">البند</w:t>
+            </w:r>
+          </w:p>
+        </w:tc>
+        <w:tc>
+          <w:tcPr>
+            <w:tcW w:type="dxa" w:w="3473"/>
+            <w:tcBorders>
+              <w:top w:val="single" w:color="BFC9D6" w:sz="4"/>
+              <w:left w:val="single" w:color="BFC9D6" w:sz="4"/>
+              <w:bottom w:val="single" w:color="BFC9D6" w:sz="4"/>
+              <w:right w:val="single" w:color="BFC9D6" w:sz="4"/>
+            </w:tcBorders>
+            <w:shd w:fill="1F3A5F" w:color="auto" w:val="clear"/>
+            <w:tcMar>
+              <w:top w:type="dxa" w:w="50"/>
+              <w:left w:type="dxa" w:w="90"/>
+              <w:bottom w:type="dxa" w:w="50"/>
+              <w:right w:type="dxa" w:w="90"/>
+            </w:tcMar>
+            <w:vAlign w:val="center"/>
+          </w:tcPr>
+          <w:p>
+            <w:pPr>
+              <w:keepNext w:val="false"/>
+              <w:bidi/>
+              <w:spacing w:after="30" w:before="30" w:line="264"/>
+            </w:pPr>
+            <w:r>
+              <w:rPr>
+                <w:rFonts w:ascii="Arial" w:cs="Arial" w:eastAsia="Arial" w:hAnsi="Arial"/>
+                <w:b/>
+                <w:bCs/>
+                <w:color w:val="FFFFFF"/>
+                <w:sz w:val="18"/>
+                <w:szCs w:val="18"/>
+                <w:rtl/>
+              </w:rPr>
+              <w:t xml:space="preserve">ما بُني</w:t>
+            </w:r>
+          </w:p>
+        </w:tc>
+        <w:tc>
+          <w:tcPr>
+            <w:tcW w:type="dxa" w:w="5002"/>
+            <w:tcBorders>
+              <w:top w:val="single" w:color="BFC9D6" w:sz="4"/>
+              <w:left w:val="single" w:color="BFC9D6" w:sz="4"/>
+              <w:bottom w:val="single" w:color="BFC9D6" w:sz="4"/>
+              <w:right w:val="single" w:color="BFC9D6" w:sz="4"/>
+            </w:tcBorders>
+            <w:shd w:fill="1F3A5F" w:color="auto" w:val="clear"/>
+            <w:tcMar>
+              <w:top w:type="dxa" w:w="50"/>
+              <w:left w:type="dxa" w:w="90"/>
+              <w:bottom w:type="dxa" w:w="50"/>
+              <w:right w:type="dxa" w:w="90"/>
+            </w:tcMar>
+            <w:vAlign w:val="center"/>
+          </w:tcPr>
+          <w:p>
+            <w:pPr>
+              <w:keepNext w:val="false"/>
+              <w:bidi/>
+              <w:spacing w:after="30" w:before="30" w:line="264"/>
+            </w:pPr>
+            <w:r>
+              <w:rPr>
+                <w:rFonts w:ascii="Arial" w:cs="Arial" w:eastAsia="Arial" w:hAnsi="Arial"/>
+                <w:b/>
+                <w:bCs/>
+                <w:color w:val="FFFFFF"/>
+                <w:sz w:val="18"/>
+                <w:szCs w:val="18"/>
+                <w:rtl/>
+              </w:rPr>
+              <w:t xml:space="preserve">الدليل</w:t>
+            </w:r>
+          </w:p>
+        </w:tc>
+      </w:tr>
+      <w:tr>
+        <w:trPr>
+          <w:cantSplit/>
+        </w:trPr>
+        <w:tc>
+          <w:tcPr>
+            <w:tcW w:type="dxa" w:w="1389"/>
+            <w:tcBorders>
+              <w:top w:val="single" w:color="BFC9D6" w:sz="4"/>
+              <w:left w:val="single" w:color="BFC9D6" w:sz="4"/>
+              <w:bottom w:val="single" w:color="BFC9D6" w:sz="4"/>
+              <w:right w:val="single" w:color="BFC9D6" w:sz="4"/>
+            </w:tcBorders>
+            <w:tcMar>
+              <w:top w:type="dxa" w:w="50"/>
+              <w:left w:type="dxa" w:w="90"/>
+              <w:bottom w:type="dxa" w:w="50"/>
+              <w:right w:type="dxa" w:w="90"/>
+            </w:tcMar>
+            <w:vAlign w:val="top"/>
+          </w:tcPr>
+          <w:p>
+            <w:pPr>
+              <w:keepNext w:val="false"/>
+              <w:bidi/>
+              <w:spacing w:after="30" w:before="30" w:line="264"/>
+            </w:pPr>
+            <w:r>
+              <w:rPr>
+                <w:rFonts w:ascii="Arial" w:cs="Arial" w:eastAsia="Arial" w:hAnsi="Arial"/>
+                <w:b w:val="false"/>
+                <w:bCs w:val="false"/>
+                <w:sz w:val="18"/>
+                <w:szCs w:val="18"/>
+                <w:rtl/>
+              </w:rPr>
+              <w:t xml:space="preserve">دفتر الترحيلات (§6.2 البند 1 و4)</w:t>
+            </w:r>
+          </w:p>
+        </w:tc>
+        <w:tc>
+          <w:tcPr>
+            <w:tcW w:type="dxa" w:w="3473"/>
+            <w:tcBorders>
+              <w:top w:val="single" w:color="BFC9D6" w:sz="4"/>
+              <w:left w:val="single" w:color="BFC9D6" w:sz="4"/>
+              <w:bottom w:val="single" w:color="BFC9D6" w:sz="4"/>
+              <w:right w:val="single" w:color="BFC9D6" w:sz="4"/>
+            </w:tcBorders>
+            <w:tcMar>
+              <w:top w:type="dxa" w:w="50"/>
+              <w:left w:type="dxa" w:w="90"/>
+              <w:bottom w:type="dxa" w:w="50"/>
+              <w:right w:type="dxa" w:w="90"/>
+            </w:tcMar>
+            <w:vAlign w:val="top"/>
+          </w:tcPr>
+          <w:p>
+            <w:pPr>
+              <w:keepNext w:val="false"/>
+              <w:bidi/>
+              <w:spacing w:after="30" w:before="30" w:line="264"/>
+            </w:pPr>
+            <w:r>
+              <w:rPr>
+                <w:rFonts w:ascii="Arial" w:cs="Arial" w:eastAsia="Arial" w:hAnsi="Arial"/>
+                <w:b w:val="false"/>
+                <w:bCs w:val="false"/>
+                <w:sz w:val="18"/>
+                <w:szCs w:val="18"/>
+                <w:rtl/>
+              </w:rPr>
+              <w:t xml:space="preserve">الجدول </w:t>
+            </w:r>
+            <w:r>
+              <w:rPr>
+                <w:rFonts w:ascii="Courier New" w:cs="Courier New" w:eastAsia="Courier New" w:hAnsi="Courier New"/>
+                <w:b w:val="false"/>
+                <w:bCs w:val="false"/>
+                <w:color w:val="1F2937"/>
+                <w:sz w:val="16"/>
+                <w:szCs w:val="16"/>
+                <w:shd w:fill="F1F3F5" w:color="auto" w:val="clear"/>
+                <w:rtl/>
+              </w:rPr>
+              <w:t xml:space="preserve">‎plat.SchemaMigration‎</w:t>
+            </w:r>
+            <w:r>
+              <w:rPr>
+                <w:rFonts w:ascii="Arial" w:cs="Arial" w:eastAsia="Arial" w:hAnsi="Arial"/>
+                <w:b w:val="false"/>
+                <w:bCs w:val="false"/>
+                <w:sz w:val="18"/>
+                <w:szCs w:val="18"/>
+                <w:rtl/>
+              </w:rPr>
+              <w:t xml:space="preserve">: سطر لكل خطوة (BASELINE، وكل سكربت مرقّم، وكل تشغيل R للسكربتات المتكررة)، ومعه بصمة SHA-256 للملف، وبصمة المخطط بعد الخطوة، ومن نفّذ، ومتى، وكم استغرق. لا يقرؤه ولا يكتبه أي دور</w:t>
+            </w:r>
+          </w:p>
+        </w:tc>
+        <w:tc>
+          <w:tcPr>
+            <w:tcW w:type="dxa" w:w="5002"/>
+            <w:tcBorders>
+              <w:top w:val="single" w:color="BFC9D6" w:sz="4"/>
+              <w:left w:val="single" w:color="BFC9D6" w:sz="4"/>
+              <w:bottom w:val="single" w:color="BFC9D6" w:sz="4"/>
+              <w:right w:val="single" w:color="BFC9D6" w:sz="4"/>
+            </w:tcBorders>
+            <w:tcMar>
+              <w:top w:type="dxa" w:w="50"/>
+              <w:left w:type="dxa" w:w="90"/>
+              <w:bottom w:type="dxa" w:w="50"/>
+              <w:right w:type="dxa" w:w="90"/>
+            </w:tcMar>
+            <w:vAlign w:val="top"/>
+          </w:tcPr>
+          <w:p>
+            <w:pPr>
+              <w:keepNext w:val="false"/>
+              <w:bidi/>
+              <w:spacing w:after="30" w:before="30" w:line="264"/>
+            </w:pPr>
+            <w:r>
+              <w:rPr>
+                <w:rFonts w:ascii="Arial" w:cs="Arial" w:eastAsia="Arial" w:hAnsi="Arial"/>
+                <w:b w:val="false"/>
+                <w:bCs w:val="false"/>
+                <w:sz w:val="18"/>
+                <w:szCs w:val="18"/>
+                <w:rtl/>
+              </w:rPr>
+              <w:t xml:space="preserve">db/model/10-platform.model؛ ADR 0034</w:t>
+            </w:r>
+          </w:p>
+        </w:tc>
+      </w:tr>
+      <w:tr>
+        <w:trPr>
+          <w:cantSplit/>
+        </w:trPr>
+        <w:tc>
+          <w:tcPr>
+            <w:tcW w:type="dxa" w:w="1389"/>
+            <w:tcBorders>
+              <w:top w:val="single" w:color="BFC9D6" w:sz="4"/>
+              <w:left w:val="single" w:color="BFC9D6" w:sz="4"/>
+              <w:bottom w:val="single" w:color="BFC9D6" w:sz="4"/>
+              <w:right w:val="single" w:color="BFC9D6" w:sz="4"/>
+            </w:tcBorders>
+            <w:shd w:fill="F5F8FC" w:color="auto" w:val="clear"/>
+            <w:tcMar>
+              <w:top w:type="dxa" w:w="50"/>
+              <w:left w:type="dxa" w:w="90"/>
+              <w:bottom w:type="dxa" w:w="50"/>
+              <w:right w:type="dxa" w:w="90"/>
+            </w:tcMar>
+            <w:vAlign w:val="top"/>
+          </w:tcPr>
+          <w:p>
+            <w:pPr>
+              <w:keepNext w:val="false"/>
+              <w:bidi/>
+              <w:spacing w:after="30" w:before="30" w:line="264"/>
+            </w:pPr>
+            <w:r>
+              <w:rPr>
+                <w:rFonts w:ascii="Arial" w:cs="Arial" w:eastAsia="Arial" w:hAnsi="Arial"/>
+                <w:b w:val="false"/>
+                <w:bCs w:val="false"/>
+                <w:sz w:val="18"/>
+                <w:szCs w:val="18"/>
+                <w:rtl/>
+              </w:rPr>
+              <w:t xml:space="preserve">بصمة المخطط (§6.3)</w:t>
+            </w:r>
+          </w:p>
+        </w:tc>
+        <w:tc>
+          <w:tcPr>
+            <w:tcW w:type="dxa" w:w="3473"/>
+            <w:tcBorders>
+              <w:top w:val="single" w:color="BFC9D6" w:sz="4"/>
+              <w:left w:val="single" w:color="BFC9D6" w:sz="4"/>
+              <w:bottom w:val="single" w:color="BFC9D6" w:sz="4"/>
+              <w:right w:val="single" w:color="BFC9D6" w:sz="4"/>
+            </w:tcBorders>
+            <w:shd w:fill="F5F8FC" w:color="auto" w:val="clear"/>
+            <w:tcMar>
+              <w:top w:type="dxa" w:w="50"/>
+              <w:left w:type="dxa" w:w="90"/>
+              <w:bottom w:type="dxa" w:w="50"/>
+              <w:right w:type="dxa" w:w="90"/>
+            </w:tcMar>
+            <w:vAlign w:val="top"/>
+          </w:tcPr>
+          <w:p>
+            <w:pPr>
+              <w:keepNext w:val="false"/>
+              <w:bidi/>
+              <w:spacing w:after="30" w:before="30" w:line="264"/>
+            </w:pPr>
+            <w:r>
+              <w:rPr>
+                <w:rFonts w:ascii="Courier New" w:cs="Courier New" w:eastAsia="Courier New" w:hAnsi="Courier New"/>
+                <w:b w:val="false"/>
+                <w:bCs w:val="false"/>
+                <w:color w:val="1F2937"/>
+                <w:sz w:val="16"/>
+                <w:szCs w:val="16"/>
+                <w:shd w:fill="F1F3F5" w:color="auto" w:val="clear"/>
+                <w:rtl/>
+              </w:rPr>
+              <w:t xml:space="preserve">‎plat.fn_SchemaFingerprint‎</w:t>
+            </w:r>
+            <w:r>
+              <w:rPr>
+                <w:rFonts w:ascii="Arial" w:cs="Arial" w:eastAsia="Arial" w:hAnsi="Arial"/>
+                <w:b w:val="false"/>
+                <w:bCs w:val="false"/>
+                <w:sz w:val="18"/>
+                <w:szCs w:val="18"/>
+                <w:rtl/>
+              </w:rPr>
+              <w:t xml:space="preserve"> على ثمانية أجزاء مرتبة ثنائيًا: المخططات، والأعمدة، والمفاتيح والقيود، والفهارس، وتعريفات الكائنات البرمجية، والسياسات، والأدوار، ومنح الأدوار. ولا تدخلها حسابات المستخدمين ولا العضوية، لأن حسابات الخدمة تُنشأ بعد النشر وتختلف بين الخوادم عمدًا</w:t>
+            </w:r>
+          </w:p>
+        </w:tc>
+        <w:tc>
+          <w:tcPr>
+            <w:tcW w:type="dxa" w:w="5002"/>
+            <w:tcBorders>
+              <w:top w:val="single" w:color="BFC9D6" w:sz="4"/>
+              <w:left w:val="single" w:color="BFC9D6" w:sz="4"/>
+              <w:bottom w:val="single" w:color="BFC9D6" w:sz="4"/>
+              <w:right w:val="single" w:color="BFC9D6" w:sz="4"/>
+            </w:tcBorders>
+            <w:shd w:fill="F5F8FC" w:color="auto" w:val="clear"/>
+            <w:tcMar>
+              <w:top w:type="dxa" w:w="50"/>
+              <w:left w:type="dxa" w:w="90"/>
+              <w:bottom w:type="dxa" w:w="50"/>
+              <w:right w:type="dxa" w:w="90"/>
+            </w:tcMar>
+            <w:vAlign w:val="top"/>
+          </w:tcPr>
+          <w:p>
+            <w:pPr>
+              <w:keepNext w:val="false"/>
+              <w:bidi/>
+              <w:spacing w:after="30" w:before="30" w:line="264"/>
+            </w:pPr>
+            <w:r>
+              <w:rPr>
+                <w:rFonts w:ascii="Arial" w:cs="Arial" w:eastAsia="Arial" w:hAnsi="Arial"/>
+                <w:b w:val="false"/>
+                <w:bCs w:val="false"/>
+                <w:sz w:val="18"/>
+                <w:szCs w:val="18"/>
+                <w:rtl/>
+              </w:rPr>
+              <w:t xml:space="preserve">db/static/056_schema_fingerprint.sql</w:t>
+            </w:r>
+          </w:p>
+        </w:tc>
+      </w:tr>
+      <w:tr>
+        <w:trPr>
+          <w:cantSplit/>
+        </w:trPr>
+        <w:tc>
+          <w:tcPr>
+            <w:tcW w:type="dxa" w:w="1389"/>
+            <w:tcBorders>
+              <w:top w:val="single" w:color="BFC9D6" w:sz="4"/>
+              <w:left w:val="single" w:color="BFC9D6" w:sz="4"/>
+              <w:bottom w:val="single" w:color="BFC9D6" w:sz="4"/>
+              <w:right w:val="single" w:color="BFC9D6" w:sz="4"/>
+            </w:tcBorders>
+            <w:tcMar>
+              <w:top w:type="dxa" w:w="50"/>
+              <w:left w:type="dxa" w:w="90"/>
+              <w:bottom w:type="dxa" w:w="50"/>
+              <w:right w:type="dxa" w:w="90"/>
+            </w:tcMar>
+            <w:vAlign w:val="top"/>
+          </w:tcPr>
+          <w:p>
+            <w:pPr>
+              <w:keepNext w:val="false"/>
+              <w:bidi/>
+              <w:spacing w:after="30" w:before="30" w:line="264"/>
+            </w:pPr>
+            <w:r>
+              <w:rPr>
+                <w:rFonts w:ascii="Arial" w:cs="Arial" w:eastAsia="Arial" w:hAnsi="Arial"/>
+                <w:b w:val="false"/>
+                <w:bCs w:val="false"/>
+                <w:sz w:val="18"/>
+                <w:szCs w:val="18"/>
+                <w:rtl/>
+              </w:rPr>
+              <w:t xml:space="preserve">المنفّذ (§6.2 البند 4)</w:t>
+            </w:r>
+          </w:p>
+        </w:tc>
+        <w:tc>
+          <w:tcPr>
+            <w:tcW w:type="dxa" w:w="3473"/>
+            <w:tcBorders>
+              <w:top w:val="single" w:color="BFC9D6" w:sz="4"/>
+              <w:left w:val="single" w:color="BFC9D6" w:sz="4"/>
+              <w:bottom w:val="single" w:color="BFC9D6" w:sz="4"/>
+              <w:right w:val="single" w:color="BFC9D6" w:sz="4"/>
+            </w:tcBorders>
+            <w:tcMar>
+              <w:top w:type="dxa" w:w="50"/>
+              <w:left w:type="dxa" w:w="90"/>
+              <w:bottom w:type="dxa" w:w="50"/>
+              <w:right w:type="dxa" w:w="90"/>
+            </w:tcMar>
+            <w:vAlign w:val="top"/>
+          </w:tcPr>
+          <w:p>
+            <w:pPr>
+              <w:keepNext w:val="false"/>
+              <w:bidi/>
+              <w:spacing w:after="30" w:before="30" w:line="264"/>
+            </w:pPr>
+            <w:r>
+              <w:rPr>
+                <w:rFonts w:ascii="Courier New" w:cs="Courier New" w:eastAsia="Courier New" w:hAnsi="Courier New"/>
+                <w:b w:val="false"/>
+                <w:bCs w:val="false"/>
+                <w:color w:val="1F2937"/>
+                <w:sz w:val="16"/>
+                <w:szCs w:val="16"/>
+                <w:shd w:fill="F1F3F5" w:color="auto" w:val="clear"/>
+                <w:rtl/>
+              </w:rPr>
+              <w:t xml:space="preserve">‎tools/deploy/migrate.sh‎</w:t>
+            </w:r>
+            <w:r>
+              <w:rPr>
+                <w:rFonts w:ascii="Arial" w:cs="Arial" w:eastAsia="Arial" w:hAnsi="Arial"/>
+                <w:b w:val="false"/>
+                <w:bCs w:val="false"/>
+                <w:sz w:val="18"/>
+                <w:szCs w:val="18"/>
+                <w:rtl/>
+              </w:rPr>
+              <w:t xml:space="preserve"> بثلاثة أوامر: </w:t>
+            </w:r>
+            <w:r>
+              <w:rPr>
+                <w:rFonts w:ascii="Courier New" w:cs="Courier New" w:eastAsia="Courier New" w:hAnsi="Courier New"/>
+                <w:b w:val="false"/>
+                <w:bCs w:val="false"/>
+                <w:color w:val="1F2937"/>
+                <w:sz w:val="16"/>
+                <w:szCs w:val="16"/>
+                <w:shd w:fill="F1F3F5" w:color="auto" w:val="clear"/>
+                <w:rtl/>
+              </w:rPr>
+              <w:t xml:space="preserve">‎baseline‎</w:t>
+            </w:r>
+            <w:r>
+              <w:rPr>
+                <w:rFonts w:ascii="Arial" w:cs="Arial" w:eastAsia="Arial" w:hAnsi="Arial"/>
+                <w:b w:val="false"/>
+                <w:bCs w:val="false"/>
+                <w:sz w:val="18"/>
+                <w:szCs w:val="18"/>
+                <w:rtl/>
+              </w:rPr>
+              <w:t xml:space="preserve"> (يستدعيه deploy.sh بعد النشر الجديد)، و</w:t>
+            </w:r>
+            <w:r>
+              <w:rPr>
+                <w:rFonts w:ascii="Courier New" w:cs="Courier New" w:eastAsia="Courier New" w:hAnsi="Courier New"/>
+                <w:b w:val="false"/>
+                <w:bCs w:val="false"/>
+                <w:color w:val="1F2937"/>
+                <w:sz w:val="16"/>
+                <w:szCs w:val="16"/>
+                <w:shd w:fill="F1F3F5" w:color="auto" w:val="clear"/>
+                <w:rtl/>
+              </w:rPr>
+              <w:t xml:space="preserve">‎status‎</w:t>
+            </w:r>
+            <w:r>
+              <w:rPr>
+                <w:rFonts w:ascii="Arial" w:cs="Arial" w:eastAsia="Arial" w:hAnsi="Arial"/>
+                <w:b w:val="false"/>
+                <w:bCs w:val="false"/>
+                <w:sz w:val="18"/>
+                <w:szCs w:val="18"/>
+                <w:rtl/>
+              </w:rPr>
+              <w:t xml:space="preserve">، و</w:t>
+            </w:r>
+            <w:r>
+              <w:rPr>
+                <w:rFonts w:ascii="Courier New" w:cs="Courier New" w:eastAsia="Courier New" w:hAnsi="Courier New"/>
+                <w:b w:val="false"/>
+                <w:bCs w:val="false"/>
+                <w:color w:val="1F2937"/>
+                <w:sz w:val="16"/>
+                <w:szCs w:val="16"/>
+                <w:shd w:fill="F1F3F5" w:color="auto" w:val="clear"/>
+                <w:rtl/>
+              </w:rPr>
+              <w:t xml:space="preserve">‎apply‎</w:t>
+            </w:r>
+            <w:r>
+              <w:rPr>
+                <w:rFonts w:ascii="Arial" w:cs="Arial" w:eastAsia="Arial" w:hAnsi="Arial"/>
+                <w:b w:val="false"/>
+                <w:bCs w:val="false"/>
+                <w:sz w:val="18"/>
+                <w:szCs w:val="18"/>
+                <w:rtl/>
+              </w:rPr>
+              <w:t xml:space="preserve">. كل سكربت مرقّم يُنفَّذ في معاملة واحدة مع سطره في الدفتر، والسكربتات المتكررة (أسطر deploy.sql من 004 فصاعدًا) في معاملة واحدة بعدها. واختير سكربت shell بدل DbUp لأن DbUp يحتاج طبقة الخدمة غير المبنية، ويمكنه أن يحلّ محله على المجلد والدفتر نفسيهما</w:t>
+            </w:r>
+          </w:p>
+        </w:tc>
+        <w:tc>
+          <w:tcPr>
+            <w:tcW w:type="dxa" w:w="5002"/>
+            <w:tcBorders>
+              <w:top w:val="single" w:color="BFC9D6" w:sz="4"/>
+              <w:left w:val="single" w:color="BFC9D6" w:sz="4"/>
+              <w:bottom w:val="single" w:color="BFC9D6" w:sz="4"/>
+              <w:right w:val="single" w:color="BFC9D6" w:sz="4"/>
+            </w:tcBorders>
+            <w:tcMar>
+              <w:top w:type="dxa" w:w="50"/>
+              <w:left w:type="dxa" w:w="90"/>
+              <w:bottom w:type="dxa" w:w="50"/>
+              <w:right w:type="dxa" w:w="90"/>
+            </w:tcMar>
+            <w:vAlign w:val="top"/>
+          </w:tcPr>
+          <w:p>
+            <w:pPr>
+              <w:keepNext w:val="false"/>
+              <w:bidi/>
+              <w:spacing w:after="30" w:before="30" w:line="264"/>
+            </w:pPr>
+            <w:r>
+              <w:rPr>
+                <w:rFonts w:ascii="Arial" w:cs="Arial" w:eastAsia="Arial" w:hAnsi="Arial"/>
+                <w:b w:val="false"/>
+                <w:bCs w:val="false"/>
+                <w:sz w:val="18"/>
+                <w:szCs w:val="18"/>
+                <w:rtl/>
+              </w:rPr>
+              <w:t xml:space="preserve">tools/deploy/migrate.sh؛ db/migrations/README.md</w:t>
+            </w:r>
+          </w:p>
+        </w:tc>
+      </w:tr>
+      <w:tr>
+        <w:trPr>
+          <w:cantSplit/>
+        </w:trPr>
+        <w:tc>
+          <w:tcPr>
+            <w:tcW w:type="dxa" w:w="1389"/>
+            <w:tcBorders>
+              <w:top w:val="single" w:color="BFC9D6" w:sz="4"/>
+              <w:left w:val="single" w:color="BFC9D6" w:sz="4"/>
+              <w:bottom w:val="single" w:color="BFC9D6" w:sz="4"/>
+              <w:right w:val="single" w:color="BFC9D6" w:sz="4"/>
+            </w:tcBorders>
+            <w:shd w:fill="F5F8FC" w:color="auto" w:val="clear"/>
+            <w:tcMar>
+              <w:top w:type="dxa" w:w="50"/>
+              <w:left w:type="dxa" w:w="90"/>
+              <w:bottom w:type="dxa" w:w="50"/>
+              <w:right w:type="dxa" w:w="90"/>
+            </w:tcMar>
+            <w:vAlign w:val="top"/>
+          </w:tcPr>
+          <w:p>
+            <w:pPr>
+              <w:keepNext w:val="false"/>
+              <w:bidi/>
+              <w:spacing w:after="30" w:before="30" w:line="264"/>
+            </w:pPr>
+            <w:r>
+              <w:rPr>
+                <w:rFonts w:ascii="Arial" w:cs="Arial" w:eastAsia="Arial" w:hAnsi="Arial"/>
+                <w:b w:val="false"/>
+                <w:bCs w:val="false"/>
+                <w:sz w:val="18"/>
+                <w:szCs w:val="18"/>
+                <w:rtl/>
+              </w:rPr>
+              <w:t xml:space="preserve">الرفض دون تغيير</w:t>
+            </w:r>
+          </w:p>
+        </w:tc>
+        <w:tc>
+          <w:tcPr>
+            <w:tcW w:type="dxa" w:w="3473"/>
+            <w:tcBorders>
+              <w:top w:val="single" w:color="BFC9D6" w:sz="4"/>
+              <w:left w:val="single" w:color="BFC9D6" w:sz="4"/>
+              <w:bottom w:val="single" w:color="BFC9D6" w:sz="4"/>
+              <w:right w:val="single" w:color="BFC9D6" w:sz="4"/>
+            </w:tcBorders>
+            <w:shd w:fill="F5F8FC" w:color="auto" w:val="clear"/>
+            <w:tcMar>
+              <w:top w:type="dxa" w:w="50"/>
+              <w:left w:type="dxa" w:w="90"/>
+              <w:bottom w:type="dxa" w:w="50"/>
+              <w:right w:type="dxa" w:w="90"/>
+            </w:tcMar>
+            <w:vAlign w:val="top"/>
+          </w:tcPr>
+          <w:p>
+            <w:pPr>
+              <w:keepNext w:val="false"/>
+              <w:bidi/>
+              <w:spacing w:after="30" w:before="30" w:line="264"/>
+            </w:pPr>
+            <w:r>
+              <w:rPr>
+                <w:rFonts w:ascii="Arial" w:cs="Arial" w:eastAsia="Arial" w:hAnsi="Arial"/>
+                <w:b w:val="false"/>
+                <w:bCs w:val="false"/>
+                <w:sz w:val="18"/>
+                <w:szCs w:val="18"/>
+                <w:rtl/>
+              </w:rPr>
+              <w:t xml:space="preserve">لا خط أساس؛ أو بصمة المخطط غير بصمة الدفتر (تغيير خارج الدفتر)؛ أو سكربت طُبّق ثم عُدّل أو حُذف؛ أو سكربت جديد رقمه قبل سكربت مطبَّق؛ أو اسم ملف مخالف</w:t>
+            </w:r>
+          </w:p>
+        </w:tc>
+        <w:tc>
+          <w:tcPr>
+            <w:tcW w:type="dxa" w:w="5002"/>
+            <w:tcBorders>
+              <w:top w:val="single" w:color="BFC9D6" w:sz="4"/>
+              <w:left w:val="single" w:color="BFC9D6" w:sz="4"/>
+              <w:bottom w:val="single" w:color="BFC9D6" w:sz="4"/>
+              <w:right w:val="single" w:color="BFC9D6" w:sz="4"/>
+            </w:tcBorders>
+            <w:shd w:fill="F5F8FC" w:color="auto" w:val="clear"/>
+            <w:tcMar>
+              <w:top w:type="dxa" w:w="50"/>
+              <w:left w:type="dxa" w:w="90"/>
+              <w:bottom w:type="dxa" w:w="50"/>
+              <w:right w:type="dxa" w:w="90"/>
+            </w:tcMar>
+            <w:vAlign w:val="top"/>
+          </w:tcPr>
+          <w:p>
+            <w:pPr>
+              <w:keepNext w:val="false"/>
+              <w:bidi/>
+              <w:spacing w:after="30" w:before="30" w:line="264"/>
+            </w:pPr>
+            <w:r>
+              <w:rPr>
+                <w:rFonts w:ascii="Arial" w:cs="Arial" w:eastAsia="Arial" w:hAnsi="Arial"/>
+                <w:b w:val="false"/>
+                <w:bCs w:val="false"/>
+                <w:sz w:val="18"/>
+                <w:szCs w:val="18"/>
+                <w:rtl/>
+              </w:rPr>
+              <w:t xml:space="preserve">MG5 وMG7</w:t>
+            </w:r>
+          </w:p>
+        </w:tc>
+      </w:tr>
+      <w:tr>
+        <w:trPr>
+          <w:cantSplit/>
+        </w:trPr>
+        <w:tc>
+          <w:tcPr>
+            <w:tcW w:type="dxa" w:w="1389"/>
+            <w:tcBorders>
+              <w:top w:val="single" w:color="BFC9D6" w:sz="4"/>
+              <w:left w:val="single" w:color="BFC9D6" w:sz="4"/>
+              <w:bottom w:val="single" w:color="BFC9D6" w:sz="4"/>
+              <w:right w:val="single" w:color="BFC9D6" w:sz="4"/>
+            </w:tcBorders>
+            <w:tcMar>
+              <w:top w:type="dxa" w:w="50"/>
+              <w:left w:type="dxa" w:w="90"/>
+              <w:bottom w:type="dxa" w:w="50"/>
+              <w:right w:type="dxa" w:w="90"/>
+            </w:tcMar>
+            <w:vAlign w:val="top"/>
+          </w:tcPr>
+          <w:p>
+            <w:pPr>
+              <w:keepNext w:val="false"/>
+              <w:bidi/>
+              <w:spacing w:after="30" w:before="30" w:line="264"/>
+            </w:pPr>
+            <w:r>
+              <w:rPr>
+                <w:rFonts w:ascii="Arial" w:cs="Arial" w:eastAsia="Arial" w:hAnsi="Arial"/>
+                <w:b w:val="false"/>
+                <w:bCs w:val="false"/>
+                <w:sz w:val="18"/>
+                <w:szCs w:val="18"/>
+                <w:rtl/>
+              </w:rPr>
+              <w:t xml:space="preserve">إعادة تشغيل الملفات الثابتة (§6.1)</w:t>
+            </w:r>
+          </w:p>
+        </w:tc>
+        <w:tc>
+          <w:tcPr>
+            <w:tcW w:type="dxa" w:w="3473"/>
+            <w:tcBorders>
+              <w:top w:val="single" w:color="BFC9D6" w:sz="4"/>
+              <w:left w:val="single" w:color="BFC9D6" w:sz="4"/>
+              <w:bottom w:val="single" w:color="BFC9D6" w:sz="4"/>
+              <w:right w:val="single" w:color="BFC9D6" w:sz="4"/>
+            </w:tcBorders>
+            <w:tcMar>
+              <w:top w:type="dxa" w:w="50"/>
+              <w:left w:type="dxa" w:w="90"/>
+              <w:bottom w:type="dxa" w:w="50"/>
+              <w:right w:type="dxa" w:w="90"/>
+            </w:tcMar>
+            <w:vAlign w:val="top"/>
+          </w:tcPr>
+          <w:p>
+            <w:pPr>
+              <w:keepNext w:val="false"/>
+              <w:bidi/>
+              <w:spacing w:after="30" w:before="30" w:line="264"/>
+            </w:pPr>
+            <w:r>
+              <w:rPr>
+                <w:rFonts w:ascii="Arial" w:cs="Arial" w:eastAsia="Arial" w:hAnsi="Arial"/>
+                <w:b/>
+                <w:bCs/>
+                <w:sz w:val="18"/>
+                <w:szCs w:val="18"/>
+                <w:rtl/>
+              </w:rPr>
+              <w:t xml:space="preserve">كانت لا تُعاد:</w:t>
+            </w:r>
+            <w:r>
+              <w:rPr>
+                <w:rFonts w:ascii="Arial" w:cs="Arial" w:eastAsia="Arial" w:hAnsi="Arial"/>
+                <w:b w:val="false"/>
+                <w:bCs w:val="false"/>
+                <w:sz w:val="18"/>
+                <w:szCs w:val="18"/>
+                <w:rtl/>
+              </w:rPr>
+              <w:t xml:space="preserve"> توقف 010 لأن دوال المرشّحات مربوطة بالمخطط ببعضها وبالسياسات. صار 010 يحذف السياسات ودواله أولًا ثم ينشئها، ولا ترى أي جلسة جدولًا بلا سياسة لأن التشغيل كله في معاملة واحدة. وأثبت CI أن التشغيل الثاني لا يغيّر البصمة</w:t>
+            </w:r>
+          </w:p>
+        </w:tc>
+        <w:tc>
+          <w:tcPr>
+            <w:tcW w:type="dxa" w:w="5002"/>
+            <w:tcBorders>
+              <w:top w:val="single" w:color="BFC9D6" w:sz="4"/>
+              <w:left w:val="single" w:color="BFC9D6" w:sz="4"/>
+              <w:bottom w:val="single" w:color="BFC9D6" w:sz="4"/>
+              <w:right w:val="single" w:color="BFC9D6" w:sz="4"/>
+            </w:tcBorders>
+            <w:tcMar>
+              <w:top w:type="dxa" w:w="50"/>
+              <w:left w:type="dxa" w:w="90"/>
+              <w:bottom w:type="dxa" w:w="50"/>
+              <w:right w:type="dxa" w:w="90"/>
+            </w:tcMar>
+            <w:vAlign w:val="top"/>
+          </w:tcPr>
+          <w:p>
+            <w:pPr>
+              <w:keepNext w:val="false"/>
+              <w:bidi/>
+              <w:spacing w:after="30" w:before="30" w:line="264"/>
+            </w:pPr>
+            <w:r>
+              <w:rPr>
+                <w:rFonts w:ascii="Arial" w:cs="Arial" w:eastAsia="Arial" w:hAnsi="Arial"/>
+                <w:b w:val="false"/>
+                <w:bCs w:val="false"/>
+                <w:sz w:val="18"/>
+                <w:szCs w:val="18"/>
+                <w:rtl/>
+              </w:rPr>
+              <w:t xml:space="preserve">db/static/010_rls.sql؛ MG3</w:t>
+            </w:r>
+          </w:p>
+        </w:tc>
+      </w:tr>
+      <w:tr>
+        <w:trPr>
+          <w:cantSplit/>
+        </w:trPr>
+        <w:tc>
+          <w:tcPr>
+            <w:tcW w:type="dxa" w:w="1389"/>
+            <w:tcBorders>
+              <w:top w:val="single" w:color="BFC9D6" w:sz="4"/>
+              <w:left w:val="single" w:color="BFC9D6" w:sz="4"/>
+              <w:bottom w:val="single" w:color="BFC9D6" w:sz="4"/>
+              <w:right w:val="single" w:color="BFC9D6" w:sz="4"/>
+            </w:tcBorders>
+            <w:shd w:fill="F5F8FC" w:color="auto" w:val="clear"/>
+            <w:tcMar>
+              <w:top w:type="dxa" w:w="50"/>
+              <w:left w:type="dxa" w:w="90"/>
+              <w:bottom w:type="dxa" w:w="50"/>
+              <w:right w:type="dxa" w:w="90"/>
+            </w:tcMar>
+            <w:vAlign w:val="top"/>
+          </w:tcPr>
+          <w:p>
+            <w:pPr>
+              <w:keepNext w:val="false"/>
+              <w:bidi/>
+              <w:spacing w:after="30" w:before="30" w:line="264"/>
+            </w:pPr>
+            <w:r>
+              <w:rPr>
+                <w:rFonts w:ascii="Arial" w:cs="Arial" w:eastAsia="Arial" w:hAnsi="Arial"/>
+                <w:b w:val="false"/>
+                <w:bCs w:val="false"/>
+                <w:sz w:val="18"/>
+                <w:szCs w:val="18"/>
+                <w:rtl/>
+              </w:rPr>
+              <w:t xml:space="preserve">الاختبارات</w:t>
+            </w:r>
+          </w:p>
+        </w:tc>
+        <w:tc>
+          <w:tcPr>
+            <w:tcW w:type="dxa" w:w="3473"/>
+            <w:tcBorders>
+              <w:top w:val="single" w:color="BFC9D6" w:sz="4"/>
+              <w:left w:val="single" w:color="BFC9D6" w:sz="4"/>
+              <w:bottom w:val="single" w:color="BFC9D6" w:sz="4"/>
+              <w:right w:val="single" w:color="BFC9D6" w:sz="4"/>
+            </w:tcBorders>
+            <w:shd w:fill="F5F8FC" w:color="auto" w:val="clear"/>
+            <w:tcMar>
+              <w:top w:type="dxa" w:w="50"/>
+              <w:left w:type="dxa" w:w="90"/>
+              <w:bottom w:type="dxa" w:w="50"/>
+              <w:right w:type="dxa" w:w="90"/>
+            </w:tcMar>
+            <w:vAlign w:val="top"/>
+          </w:tcPr>
+          <w:p>
+            <w:pPr>
+              <w:keepNext w:val="false"/>
+              <w:bidi/>
+              <w:spacing w:after="30" w:before="30" w:line="264"/>
+            </w:pPr>
+            <w:r>
+              <w:rPr>
+                <w:rFonts w:ascii="Arial" w:cs="Arial" w:eastAsia="Arial" w:hAnsi="Arial"/>
+                <w:b w:val="false"/>
+                <w:bCs w:val="false"/>
+                <w:sz w:val="18"/>
+                <w:szCs w:val="18"/>
+                <w:rtl/>
+              </w:rPr>
+              <w:t xml:space="preserve">MG1 إلى MG7 في CI على القاعدة التي ينشرها: تسجيل خط الأساس، ولا شيء معلّق، والإعادة بلا تغيير، وسكربت تجريبي مرة واحدة، والرفض، والتراجع عند الفشل، وإيقاف التغيير خارج الدفتر</w:t>
+            </w:r>
+          </w:p>
+        </w:tc>
+        <w:tc>
+          <w:tcPr>
+            <w:tcW w:type="dxa" w:w="5002"/>
+            <w:tcBorders>
+              <w:top w:val="single" w:color="BFC9D6" w:sz="4"/>
+              <w:left w:val="single" w:color="BFC9D6" w:sz="4"/>
+              <w:bottom w:val="single" w:color="BFC9D6" w:sz="4"/>
+              <w:right w:val="single" w:color="BFC9D6" w:sz="4"/>
+            </w:tcBorders>
+            <w:shd w:fill="F5F8FC" w:color="auto" w:val="clear"/>
+            <w:tcMar>
+              <w:top w:type="dxa" w:w="50"/>
+              <w:left w:type="dxa" w:w="90"/>
+              <w:bottom w:type="dxa" w:w="50"/>
+              <w:right w:type="dxa" w:w="90"/>
+            </w:tcMar>
+            <w:vAlign w:val="top"/>
+          </w:tcPr>
+          <w:p>
+            <w:pPr>
+              <w:keepNext w:val="false"/>
+              <w:bidi/>
+              <w:spacing w:after="30" w:before="30" w:line="264"/>
+            </w:pPr>
+            <w:r>
+              <w:rPr>
+                <w:rFonts w:ascii="Arial" w:cs="Arial" w:eastAsia="Arial" w:hAnsi="Arial"/>
+                <w:b w:val="false"/>
+                <w:bCs w:val="false"/>
+                <w:sz w:val="18"/>
+                <w:szCs w:val="18"/>
+                <w:rtl/>
+              </w:rPr>
+              <w:t xml:space="preserve">tools/ci/migration_check.sh</w:t>
+            </w:r>
+          </w:p>
+        </w:tc>
+      </w:tr>
+    </w:tbl>
+    <w:p>
+      <w:pPr>
+        <w:bidi/>
+        <w:spacing w:after="120" w:before="0"/>
+      </w:pPr>
+    </w:p>
+    <w:p>
+      <w:pPr>
+        <w:bidi/>
+        <w:spacing w:after="110" w:before="0" w:line="312"/>
+      </w:pPr>
+      <w:r>
+        <w:rPr>
+          <w:rFonts w:ascii="Arial" w:cs="Arial" w:eastAsia="Arial" w:hAnsi="Arial"/>
+          <w:b/>
+          <w:bCs/>
+          <w:sz w:val="21"/>
+          <w:szCs w:val="21"/>
+          <w:rtl/>
+        </w:rPr>
+        <w:t xml:space="preserve">ما بقي:</w:t>
+      </w:r>
+      <w:r>
+        <w:rPr>
+          <w:rFonts w:ascii="Arial" w:cs="Arial" w:eastAsia="Arial" w:hAnsi="Arial"/>
+          <w:b w:val="false"/>
+          <w:bCs w:val="false"/>
+          <w:sz w:val="21"/>
+          <w:szCs w:val="21"/>
+          <w:rtl/>
+        </w:rPr>
+        <w:t xml:space="preserve"> فحص التكافؤ في §6.3 (قاعدة جديدة من وسم الإصدار السابق، ثم الترحيلات، ثم المقارنة ببصمة نشر جديد للفرع). يدخل CI مع أول سكربت في db/migrations، والمجلد فارغ اليوم. وبنود §6.2 من 5 إلى 8 (حساب الترحيل، والتوسيع ثم التقليص، وترحيل البيانات، والنسخة قبل الترحيل) قواعد عمل لا أدوات: يطبّقها كاتب كل سكربت.</w:t>
+      </w:r>
+    </w:p>
+    <w:p>
+      <w:pPr>
         <w:pStyle w:val="Heading1"/>
         <w:bidi/>
       </w:pPr>
-      <w:bookmarkStart w:name="_sec16" w:id="16"/>
+      <w:bookmarkStart w:name="_sec17" w:id="17"/>
       <w:r>
         <w:rPr>
           <w:rFonts w:ascii="Arial" w:cs="Arial" w:eastAsia="Arial" w:hAnsi="Arial"/>
@@ -6371,7 +7410,7 @@
         </w:rPr>
         <w:t xml:space="preserve">7. بوابات الإصدار</w:t>
       </w:r>
-      <w:bookmarkEnd w:id="16"/>
+      <w:bookmarkEnd w:id="17"/>
     </w:p>
     <w:tbl>
       <w:tblPr>
@@ -7667,7 +8706,7 @@
         <w:pStyle w:val="Heading1"/>
         <w:bidi/>
       </w:pPr>
-      <w:bookmarkStart w:name="_sec17" w:id="17"/>
+      <w:bookmarkStart w:name="_sec18" w:id="18"/>
       <w:r>
         <w:rPr>
           <w:rFonts w:ascii="Arial" w:cs="Arial" w:eastAsia="Arial" w:hAnsi="Arial"/>
@@ -7680,7 +8719,7 @@
         </w:rPr>
         <w:t xml:space="preserve">8. التراجع</w:t>
       </w:r>
-      <w:bookmarkEnd w:id="17"/>
+      <w:bookmarkEnd w:id="18"/>
     </w:p>
     <w:tbl>
       <w:tblPr>
@@ -8153,7 +9192,7 @@
         <w:pStyle w:val="Heading1"/>
         <w:bidi/>
       </w:pPr>
-      <w:bookmarkStart w:name="_sec18" w:id="18"/>
+      <w:bookmarkStart w:name="_sec19" w:id="19"/>
       <w:r>
         <w:rPr>
           <w:rFonts w:ascii="Arial" w:cs="Arial" w:eastAsia="Arial" w:hAnsi="Arial"/>
@@ -8166,7 +9205,7 @@
         </w:rPr>
         <w:t xml:space="preserve">9. الإعدادات والأسرار لكل بيئة</w:t>
       </w:r>
-      <w:bookmarkEnd w:id="18"/>
+      <w:bookmarkEnd w:id="19"/>
     </w:p>
     <w:p>
       <w:pPr>
@@ -10211,7 +11250,7 @@
         <w:pStyle w:val="Heading1"/>
         <w:bidi/>
       </w:pPr>
-      <w:bookmarkStart w:name="_sec19" w:id="19"/>
+      <w:bookmarkStart w:name="_sec20" w:id="20"/>
       <w:r>
         <w:rPr>
           <w:rFonts w:ascii="Arial" w:cs="Arial" w:eastAsia="Arial" w:hAnsi="Arial"/>
@@ -10224,7 +11263,7 @@
         </w:rPr>
         <w:t xml:space="preserve">10. البيانات في البيئات غير الإنتاجية</w:t>
       </w:r>
-      <w:bookmarkEnd w:id="19"/>
+      <w:bookmarkEnd w:id="20"/>
     </w:p>
     <w:p>
       <w:pPr>
@@ -10364,7 +11403,7 @@
         <w:pStyle w:val="Heading1"/>
         <w:bidi/>
       </w:pPr>
-      <w:bookmarkStart w:name="_sec20" w:id="20"/>
+      <w:bookmarkStart w:name="_sec21" w:id="21"/>
       <w:r>
         <w:rPr>
           <w:rFonts w:ascii="Arial" w:cs="Arial" w:eastAsia="Arial" w:hAnsi="Arial"/>
@@ -10377,7 +11416,7 @@
         </w:rPr>
         <w:t xml:space="preserve">11. حزمة النشر القابلة للنقل</w:t>
       </w:r>
-      <w:bookmarkEnd w:id="20"/>
+      <w:bookmarkEnd w:id="21"/>
     </w:p>
     <w:p>
       <w:pPr>
@@ -10401,7 +11440,7 @@
         <w:pStyle w:val="Heading1"/>
         <w:bidi/>
       </w:pPr>
-      <w:bookmarkStart w:name="_sec21" w:id="21"/>
+      <w:bookmarkStart w:name="_sec22" w:id="22"/>
       <w:r>
         <w:rPr>
           <w:rFonts w:ascii="Arial" w:cs="Arial" w:eastAsia="Arial" w:hAnsi="Arial"/>
@@ -10414,7 +11453,7 @@
         </w:rPr>
         <w:t xml:space="preserve">12. القرارات المطلوبة</w:t>
       </w:r>
-      <w:bookmarkEnd w:id="21"/>
+      <w:bookmarkEnd w:id="22"/>
     </w:p>
     <w:tbl>
       <w:tblPr>
@@ -12961,7 +14000,7 @@
         <w:pStyle w:val="Heading1"/>
         <w:bidi/>
       </w:pPr>
-      <w:bookmarkStart w:name="_sec22" w:id="22"/>
+      <w:bookmarkStart w:name="_sec23" w:id="23"/>
       <w:r>
         <w:rPr>
           <w:rFonts w:ascii="Arial" w:cs="Arial" w:eastAsia="Arial" w:hAnsi="Arial"/>
@@ -12974,7 +14013,7 @@
         </w:rPr>
         <w:t xml:space="preserve">13. تعارضات وفجوات في المصادر</w:t>
       </w:r>
-      <w:bookmarkEnd w:id="22"/>
+      <w:bookmarkEnd w:id="23"/>
     </w:p>
     <w:p>
       <w:pPr>
@@ -13117,7 +14156,7 @@
         <w:pStyle w:val="Heading1"/>
         <w:bidi/>
       </w:pPr>
-      <w:bookmarkStart w:name="_sec23" w:id="23"/>
+      <w:bookmarkStart w:name="_sec24" w:id="24"/>
       <w:r>
         <w:rPr>
           <w:rFonts w:ascii="Arial" w:cs="Arial" w:eastAsia="Arial" w:hAnsi="Arial"/>
@@ -13130,7 +14169,7 @@
         </w:rPr>
         <w:t xml:space="preserve">14. التتبع</w:t>
       </w:r>
-      <w:bookmarkEnd w:id="23"/>
+      <w:bookmarkEnd w:id="24"/>
     </w:p>
     <w:tbl>
       <w:tblPr>

--- a/treasury-platform/docs/30-readiness/word/DOC-B11-environments-build-release.docx
+++ b/treasury-platform/docs/30-readiness/word/DOC-B11-environments-build-release.docx
@@ -3932,7 +3932,7 @@
                 <w:szCs w:val="18"/>
                 <w:rtl/>
               </w:rPr>
-              <w:t xml:space="preserve">deploy.sh في CI (tools/ci/db_ci.sh:54)</w:t>
+              <w:t xml:space="preserve">deploy.sh في CI (tools/ci/db_ci.sh:149، الخطوة 4)</w:t>
             </w:r>
           </w:p>
         </w:tc>
@@ -4707,7 +4707,7 @@
           <w:szCs w:val="21"/>
           <w:rtl/>
         </w:rPr>
-        <w:t xml:space="preserve">الخطوات 0 إلى 7 في tools/ci/db_ci.sh، وتفصيلها في DOC-B01 §2.1. ملف الخط في جذر المستودع لأن GitHub يقرأ الخطوط من هناك فقط، ويعمل فقط عند تغيّر treasury-platform/db/ أو tools/dbgen/ أو tools/ci/ أو الملف نفسه، وينفّذ أوامره داخل treasury-platform/ (../.github/workflows/treasury-db-ci.yml:10-20، 26-28). يعمل على GitHub ويمر: أول تشغيل أخضر في 2026-10-12 (https://github.com/thawrasy/smartlines/actions/runs/38283663041) بالخطوات الثماني و6 حالات للمشغّلات و41 للعزل. التشغيل الذي سبقه (38267525934) فشل في الخطوة 3 لأن check_fk_indexes.py يستورد erd_layout.py الذي يستورد PIL، فصار الخط يثبّت pillow==12.3.0 (السطور 57-59) (O-02، tools/dbgen/erd_open_items.py:22؛ docs/adr/0001-schema-work-on-linux.md:11، :18). الإضافات المقترحة </w:t>
+        <w:t xml:space="preserve">الخطوات الـ34 من 0 إلى 24 (ومعها 4b و19b–19d و22b–22f) في tools/ci/db_ci.sh، وتفصيلها في DOC-B01 §2.1. ملف الخط في جذر المستودع لأن GitHub يقرأ الخطوط من هناك فقط، ويعمل فقط عند تغيّر treasury-platform/db/ أو tools/dbgen/ أو tools/ci/ أو الملف نفسه، وينفّذ أوامره داخل treasury-platform/ (../.github/workflows/treasury-db-ci.yml:10-20، 26-28). يعمل على GitHub ويمر: أول تشغيل أخضر في 2026-10-12 (https://github.com/thawrasy/smartlines/actions/runs/38283663041) بالخطوات الثماني و6 حالات للمشغّلات و41 للعزل. التشغيل الذي سبقه (38267525934) فشل في الخطوة 3 لأن check_fk_indexes.py يستورد erd_layout.py الذي يستورد PIL، فصار الخط يثبّت pillow==12.3.0 (السطور 57-59) (O-02، tools/dbgen/erd_open_items.py:22؛ docs/adr/0001-schema-work-on-linux.md:11، :18). الإضافات المقترحة </w:t>
       </w:r>
       <w:r>
         <w:rPr>
@@ -4750,7 +4750,27 @@
           <w:szCs w:val="21"/>
           <w:rtl/>
         </w:rPr>
-        <w:t xml:space="preserve">تشغيل tools/dbgen/check_review_fixes.py في الخطوة 3، بجانب check_grants.py الذي يعمل فيها الآن (tools/ci/db_ci.sh:49؛ DQ-B01-3).</w:t>
+        <w:t xml:space="preserve">تشغيل tools/dbgen/check_review_fixes.py في الخطوة 3، بجانب check_grants.py (DQ-B01-3). </w:t>
+      </w:r>
+      <w:r>
+        <w:rPr>
+          <w:rFonts w:ascii="Segoe UI Emoji" w:cs="Segoe UI Emoji" w:eastAsia="Segoe UI Emoji" w:hAnsi="Segoe UI Emoji"/>
+          <w:sz w:val="21"/>
+          <w:szCs w:val="21"/>
+          <w:rtl/>
+        </w:rPr>
+        <w:t xml:space="preserve">✅</w:t>
+      </w:r>
+      <w:r>
+        <w:rPr>
+          <w:rFonts w:ascii="Arial" w:cs="Arial" w:eastAsia="Arial" w:hAnsi="Arial"/>
+          <w:b w:val="false"/>
+          <w:bCs w:val="false"/>
+          <w:sz w:val="21"/>
+          <w:szCs w:val="21"/>
+          <w:rtl/>
+        </w:rPr>
+        <w:t xml:space="preserve"> منفّذ: يعمل فيها الآن (tools/ci/db_ci.sh:104-105).</w:t>
       </w:r>
     </w:p>
     <w:p>
@@ -5805,7 +5825,75 @@
           <w:szCs w:val="21"/>
           <w:rtl/>
         </w:rPr>
-        <w:t xml:space="preserve">وثيقة القاعدة تقر بأنه «لا يوجد بعدُ مسار ترحيل بين الإصدارات» (docs/20-database-design.md:452)، وتقترح أداة ترحيل مثل DbUp أو Flyway عند أول نشر على بيانات حقيقية (O-2 في 20-database-design، السطر 530).</w:t>
+        <w:t xml:space="preserve">كانت وثيقة القاعدة تقر بأنه «لا يوجد بعدُ مسار ترحيل بين الإصدارات» وتقترح أداة ترحيل مثل DbUp أو Flyway (O-2). </w:t>
+      </w:r>
+      <w:r>
+        <w:rPr>
+          <w:rFonts w:ascii="Segoe UI Emoji" w:cs="Segoe UI Emoji" w:eastAsia="Segoe UI Emoji" w:hAnsi="Segoe UI Emoji"/>
+          <w:sz w:val="21"/>
+          <w:szCs w:val="21"/>
+          <w:rtl/>
+        </w:rPr>
+        <w:t xml:space="preserve">✅</w:t>
+      </w:r>
+      <w:r>
+        <w:rPr>
+          <w:rFonts w:ascii="Arial" w:cs="Arial" w:eastAsia="Arial" w:hAnsi="Arial"/>
+          <w:b w:val="false"/>
+          <w:bCs w:val="false"/>
+          <w:sz w:val="21"/>
+          <w:szCs w:val="21"/>
+          <w:rtl/>
+        </w:rPr>
+        <w:t xml:space="preserve"> صار O-2 محلولًا (docs/20-database-design.md:627، ADR 0034): </w:t>
+      </w:r>
+      <w:r>
+        <w:rPr>
+          <w:rFonts w:ascii="Courier New" w:cs="Courier New" w:eastAsia="Courier New" w:hAnsi="Courier New"/>
+          <w:b w:val="false"/>
+          <w:bCs w:val="false"/>
+          <w:color w:val="1F2937"/>
+          <w:sz w:val="18"/>
+          <w:szCs w:val="18"/>
+          <w:shd w:fill="F1F3F5" w:color="auto" w:val="clear"/>
+          <w:rtl/>
+        </w:rPr>
+        <w:t xml:space="preserve">‎tools/deploy/migrate.sh‎</w:t>
+      </w:r>
+      <w:r>
+        <w:rPr>
+          <w:rFonts w:ascii="Arial" w:cs="Arial" w:eastAsia="Arial" w:hAnsi="Arial"/>
+          <w:b w:val="false"/>
+          <w:bCs w:val="false"/>
+          <w:sz w:val="21"/>
+          <w:szCs w:val="21"/>
+          <w:rtl/>
+        </w:rPr>
+        <w:t xml:space="preserve"> بدفتر </w:t>
+      </w:r>
+      <w:r>
+        <w:rPr>
+          <w:rFonts w:ascii="Courier New" w:cs="Courier New" w:eastAsia="Courier New" w:hAnsi="Courier New"/>
+          <w:b w:val="false"/>
+          <w:bCs w:val="false"/>
+          <w:color w:val="1F2937"/>
+          <w:sz w:val="18"/>
+          <w:szCs w:val="18"/>
+          <w:shd w:fill="F1F3F5" w:color="auto" w:val="clear"/>
+          <w:rtl/>
+        </w:rPr>
+        <w:t xml:space="preserve">‎plat.SchemaMigration‎</w:t>
+      </w:r>
+      <w:r>
+        <w:rPr>
+          <w:rFonts w:ascii="Arial" w:cs="Arial" w:eastAsia="Arial" w:hAnsi="Arial"/>
+          <w:b w:val="false"/>
+          <w:bCs w:val="false"/>
+          <w:sz w:val="21"/>
+          <w:szCs w:val="21"/>
+          <w:rtl/>
+        </w:rPr>
+        <w:t xml:space="preserve"> (§6.4).</w:t>
       </w:r>
     </w:p>
     <w:p>
@@ -6062,7 +6150,75 @@
           <w:szCs w:val="21"/>
           <w:rtl/>
         </w:rPr>
-        <w:t xml:space="preserve"> من الخيارين في O-2 (20-database-design)، لأنه مكتبة .NET تعمل في خط التطبيق نفسه. يسجّل كل سكربت منفَّذ في جدول دفتر يملكه tp_migrator.</w:t>
+        <w:t xml:space="preserve"> من الخيارين في O-2 (20-database-design)، لأنه مكتبة .NET تعمل في خط التطبيق نفسه. يسجّل كل سكربت منفَّذ في جدول دفتر يملكه tp_migrator. </w:t>
+      </w:r>
+      <w:r>
+        <w:rPr>
+          <w:rFonts w:ascii="Segoe UI Emoji" w:cs="Segoe UI Emoji" w:eastAsia="Segoe UI Emoji" w:hAnsi="Segoe UI Emoji"/>
+          <w:sz w:val="21"/>
+          <w:szCs w:val="21"/>
+          <w:rtl/>
+        </w:rPr>
+        <w:t xml:space="preserve">✅</w:t>
+      </w:r>
+      <w:r>
+        <w:rPr>
+          <w:rFonts w:ascii="Arial" w:cs="Arial" w:eastAsia="Arial" w:hAnsi="Arial"/>
+          <w:b w:val="false"/>
+          <w:bCs w:val="false"/>
+          <w:sz w:val="21"/>
+          <w:szCs w:val="21"/>
+          <w:rtl/>
+        </w:rPr>
+        <w:t xml:space="preserve"> بُني بدله </w:t>
+      </w:r>
+      <w:r>
+        <w:rPr>
+          <w:rFonts w:ascii="Courier New" w:cs="Courier New" w:eastAsia="Courier New" w:hAnsi="Courier New"/>
+          <w:b w:val="false"/>
+          <w:bCs w:val="false"/>
+          <w:color w:val="1F2937"/>
+          <w:sz w:val="18"/>
+          <w:szCs w:val="18"/>
+          <w:shd w:fill="F1F3F5" w:color="auto" w:val="clear"/>
+          <w:rtl/>
+        </w:rPr>
+        <w:t xml:space="preserve">‎tools/deploy/migrate.sh‎</w:t>
+      </w:r>
+      <w:r>
+        <w:rPr>
+          <w:rFonts w:ascii="Arial" w:cs="Arial" w:eastAsia="Arial" w:hAnsi="Arial"/>
+          <w:b w:val="false"/>
+          <w:bCs w:val="false"/>
+          <w:sz w:val="21"/>
+          <w:szCs w:val="21"/>
+          <w:rtl/>
+        </w:rPr>
+        <w:t xml:space="preserve"> بالدفتر </w:t>
+      </w:r>
+      <w:r>
+        <w:rPr>
+          <w:rFonts w:ascii="Courier New" w:cs="Courier New" w:eastAsia="Courier New" w:hAnsi="Courier New"/>
+          <w:b w:val="false"/>
+          <w:bCs w:val="false"/>
+          <w:color w:val="1F2937"/>
+          <w:sz w:val="18"/>
+          <w:szCs w:val="18"/>
+          <w:shd w:fill="F1F3F5" w:color="auto" w:val="clear"/>
+          <w:rtl/>
+        </w:rPr>
+        <w:t xml:space="preserve">‎plat.SchemaMigration‎</w:t>
+      </w:r>
+      <w:r>
+        <w:rPr>
+          <w:rFonts w:ascii="Arial" w:cs="Arial" w:eastAsia="Arial" w:hAnsi="Arial"/>
+          <w:b w:val="false"/>
+          <w:bCs w:val="false"/>
+          <w:sz w:val="21"/>
+          <w:szCs w:val="21"/>
+          <w:rtl/>
+        </w:rPr>
+        <w:t xml:space="preserve"> (§6.4، ADR 0034)، ويمكن لـDbUp أن يحلّ محله لاحقًا على المجلد والدفتر نفسيهما.</w:t>
       </w:r>
     </w:p>
     <w:p>
@@ -8185,7 +8341,7 @@
                 <w:szCs w:val="18"/>
                 <w:rtl/>
               </w:rPr>
-              <w:t xml:space="preserve">العزل: 41 حالة قاعدة واختبار العبور لكل نقطة API</w:t>
+              <w:t xml:space="preserve">العزل: 48 حالة قاعدة واختبار العبور لكل نقطة API</w:t>
             </w:r>
           </w:p>
         </w:tc>
@@ -9911,14 +10067,27 @@
             </w:pPr>
             <w:r>
               <w:rPr>
-                <w:rFonts w:ascii="Arial" w:cs="Arial" w:eastAsia="Arial" w:hAnsi="Arial"/>
-                <w:b w:val="false"/>
-                <w:bCs w:val="false"/>
-                <w:sz w:val="18"/>
-                <w:szCs w:val="18"/>
-                <w:rtl/>
-              </w:rPr>
-              <w:t xml:space="preserve">sa في CI حاليًا</w:t>
+                <w:rFonts w:ascii="Courier New" w:cs="Courier New" w:eastAsia="Courier New" w:hAnsi="Courier New"/>
+                <w:b w:val="false"/>
+                <w:bCs w:val="false"/>
+                <w:color w:val="1F2937"/>
+                <w:sz w:val="16"/>
+                <w:szCs w:val="16"/>
+                <w:shd w:fill="F1F3F5" w:color="auto" w:val="clear"/>
+                <w:rtl/>
+              </w:rPr>
+              <w:t xml:space="preserve">‎bankfas_migrator‎</w:t>
+            </w:r>
+            <w:r>
+              <w:rPr>
+                <w:rFonts w:ascii="Arial" w:cs="Arial" w:eastAsia="Arial" w:hAnsi="Arial"/>
+                <w:b w:val="false"/>
+                <w:bCs w:val="false"/>
+                <w:sz w:val="18"/>
+                <w:szCs w:val="18"/>
+                <w:rtl/>
+              </w:rPr>
+              <w:t xml:space="preserve"> في CI (tools/ci/db_ci.sh:163، ADR 0010)</w:t>
             </w:r>
           </w:p>
         </w:tc>
@@ -12410,14 +12579,71 @@
             </w:pPr>
             <w:r>
               <w:rPr>
-                <w:rFonts w:ascii="Arial" w:cs="Arial" w:eastAsia="Arial" w:hAnsi="Arial"/>
-                <w:b w:val="false"/>
-                <w:bCs w:val="false"/>
-                <w:sz w:val="18"/>
-                <w:szCs w:val="18"/>
-                <w:rtl/>
-              </w:rPr>
-              <w:t xml:space="preserve">DbUp، ويُعتمد قبل أول نشر على UAT</w:t>
+                <w:rFonts w:ascii="Segoe UI Emoji" w:cs="Segoe UI Emoji" w:eastAsia="Segoe UI Emoji" w:hAnsi="Segoe UI Emoji"/>
+                <w:sz w:val="18"/>
+                <w:szCs w:val="18"/>
+                <w:rtl/>
+              </w:rPr>
+              <w:t xml:space="preserve">✅</w:t>
+            </w:r>
+            <w:r>
+              <w:rPr>
+                <w:rFonts w:ascii="Arial" w:cs="Arial" w:eastAsia="Arial" w:hAnsi="Arial"/>
+                <w:b w:val="false"/>
+                <w:bCs w:val="false"/>
+                <w:sz w:val="18"/>
+                <w:szCs w:val="18"/>
+                <w:rtl/>
+              </w:rPr>
+              <w:t xml:space="preserve"> محسوم (2026-10-21، ADR 0034): </w:t>
+            </w:r>
+            <w:r>
+              <w:rPr>
+                <w:rFonts w:ascii="Courier New" w:cs="Courier New" w:eastAsia="Courier New" w:hAnsi="Courier New"/>
+                <w:b w:val="false"/>
+                <w:bCs w:val="false"/>
+                <w:color w:val="1F2937"/>
+                <w:sz w:val="16"/>
+                <w:szCs w:val="16"/>
+                <w:shd w:fill="F1F3F5" w:color="auto" w:val="clear"/>
+                <w:rtl/>
+              </w:rPr>
+              <w:t xml:space="preserve">‎tools/deploy/migrate.sh‎</w:t>
+            </w:r>
+            <w:r>
+              <w:rPr>
+                <w:rFonts w:ascii="Arial" w:cs="Arial" w:eastAsia="Arial" w:hAnsi="Arial"/>
+                <w:b w:val="false"/>
+                <w:bCs w:val="false"/>
+                <w:sz w:val="18"/>
+                <w:szCs w:val="18"/>
+                <w:rtl/>
+              </w:rPr>
+              <w:t xml:space="preserve"> بالدفتر </w:t>
+            </w:r>
+            <w:r>
+              <w:rPr>
+                <w:rFonts w:ascii="Courier New" w:cs="Courier New" w:eastAsia="Courier New" w:hAnsi="Courier New"/>
+                <w:b w:val="false"/>
+                <w:bCs w:val="false"/>
+                <w:color w:val="1F2937"/>
+                <w:sz w:val="16"/>
+                <w:szCs w:val="16"/>
+                <w:shd w:fill="F1F3F5" w:color="auto" w:val="clear"/>
+                <w:rtl/>
+              </w:rPr>
+              <w:t xml:space="preserve">‎plat.SchemaMigration‎</w:t>
+            </w:r>
+            <w:r>
+              <w:rPr>
+                <w:rFonts w:ascii="Arial" w:cs="Arial" w:eastAsia="Arial" w:hAnsi="Arial"/>
+                <w:b w:val="false"/>
+                <w:bCs w:val="false"/>
+                <w:sz w:val="18"/>
+                <w:szCs w:val="18"/>
+                <w:rtl/>
+              </w:rPr>
+              <w:t xml:space="preserve"> (§6.4)، ويمكن لـDbUp أن يحلّ محله لاحقًا على المجلد والدفتر نفسيهما</w:t>
             </w:r>
           </w:p>
         </w:tc>
